--- a/Y3/T2/Network Security/Lab/MOD20-21/Gns3/Answer/21.9.5 Lab - Configure ASA Basic Settings and Firewall Using ASDM.docx
+++ b/Y3/T2/Network Security/Lab/MOD20-21/Gns3/Answer/21.9.5 Lab - Configure ASA Basic Settings and Firewall Using ASDM.docx
@@ -1,6 +1,6 @@
 
 <file path=word/document.xml><?xml version="1.0" encoding="utf-8"?>
-<w:document xmlns:wpc="http://schemas.microsoft.com/office/word/2010/wordprocessingCanvas" xmlns:cx="http://schemas.microsoft.com/office/drawing/2014/chartex" xmlns:cx1="http://schemas.microsoft.com/office/drawing/2015/9/8/chartex" xmlns:cx2="http://schemas.microsoft.com/office/drawing/2015/10/21/chartex" xmlns:cx3="http://schemas.microsoft.com/office/drawing/2016/5/9/chartex" xmlns:cx4="http://schemas.microsoft.com/office/drawing/2016/5/10/chartex" xmlns:cx5="http://schemas.microsoft.com/office/drawing/2016/5/11/chartex" xmlns:cx6="http://schemas.microsoft.com/office/drawing/2016/5/12/chartex" xmlns:cx7="http://schemas.microsoft.com/office/drawing/2016/5/13/chartex" xmlns:cx8="http://schemas.microsoft.com/office/drawing/2016/5/14/chartex" xmlns:mc="http://schemas.openxmlformats.org/markup-compatibility/2006" xmlns:aink="http://schemas.microsoft.com/office/drawing/2016/ink" xmlns:am3d="http://schemas.microsoft.com/office/drawing/2017/model3d" xmlns:o="urn:schemas-microsoft-com:office:office" xmlns:r="http://schemas.openxmlformats.org/officeDocument/2006/relationships" xmlns:m="http://schemas.openxmlformats.org/officeDocument/2006/math" xmlns:v="urn:schemas-microsoft-com:vml" xmlns:wp14="http://schemas.microsoft.com/office/word/2010/wordprocessingDrawing" xmlns:wp="http://schemas.openxmlformats.org/drawingml/2006/wordprocessingDrawing" xmlns:w10="urn:schemas-microsoft-com:office:word" xmlns:w="http://schemas.openxmlformats.org/wordprocessingml/2006/main" xmlns:w14="http://schemas.microsoft.com/office/word/2010/wordml" xmlns:w15="http://schemas.microsoft.com/office/word/2012/wordml" xmlns:w16cex="http://schemas.microsoft.com/office/word/2018/wordml/cex" xmlns:w16cid="http://schemas.microsoft.com/office/word/2016/wordml/cid" xmlns:w16="http://schemas.microsoft.com/office/word/2018/wordml" xmlns:w16se="http://schemas.microsoft.com/office/word/2015/wordml/symex" xmlns:wpg="http://schemas.microsoft.com/office/word/2010/wordprocessingGroup" xmlns:wpi="http://schemas.microsoft.com/office/word/2010/wordprocessingInk" xmlns:wne="http://schemas.microsoft.com/office/word/2006/wordml" xmlns:wps="http://schemas.microsoft.com/office/word/2010/wordprocessingShape" mc:Ignorable="w14 w15 w16se w16cid w16 w16cex wp14">
+<w:document xmlns:wpc="http://schemas.microsoft.com/office/word/2010/wordprocessingCanvas" xmlns:cx="http://schemas.microsoft.com/office/drawing/2014/chartex" xmlns:cx1="http://schemas.microsoft.com/office/drawing/2015/9/8/chartex" xmlns:cx2="http://schemas.microsoft.com/office/drawing/2015/10/21/chartex" xmlns:cx3="http://schemas.microsoft.com/office/drawing/2016/5/9/chartex" xmlns:cx4="http://schemas.microsoft.com/office/drawing/2016/5/10/chartex" xmlns:cx5="http://schemas.microsoft.com/office/drawing/2016/5/11/chartex" xmlns:cx6="http://schemas.microsoft.com/office/drawing/2016/5/12/chartex" xmlns:cx7="http://schemas.microsoft.com/office/drawing/2016/5/13/chartex" xmlns:cx8="http://schemas.microsoft.com/office/drawing/2016/5/14/chartex" xmlns:mc="http://schemas.openxmlformats.org/markup-compatibility/2006" xmlns:aink="http://schemas.microsoft.com/office/drawing/2016/ink" xmlns:am3d="http://schemas.microsoft.com/office/drawing/2017/model3d" xmlns:o="urn:schemas-microsoft-com:office:office" xmlns:oel="http://schemas.microsoft.com/office/2019/extlst" xmlns:r="http://schemas.openxmlformats.org/officeDocument/2006/relationships" xmlns:m="http://schemas.openxmlformats.org/officeDocument/2006/math" xmlns:v="urn:schemas-microsoft-com:vml" xmlns:wp14="http://schemas.microsoft.com/office/word/2010/wordprocessingDrawing" xmlns:wp="http://schemas.openxmlformats.org/drawingml/2006/wordprocessingDrawing" xmlns:w10="urn:schemas-microsoft-com:office:word" xmlns:w="http://schemas.openxmlformats.org/wordprocessingml/2006/main" xmlns:w14="http://schemas.microsoft.com/office/word/2010/wordml" xmlns:w15="http://schemas.microsoft.com/office/word/2012/wordml" xmlns:w16cex="http://schemas.microsoft.com/office/word/2018/wordml/cex" xmlns:w16cid="http://schemas.microsoft.com/office/word/2016/wordml/cid" xmlns:w16="http://schemas.microsoft.com/office/word/2018/wordml" xmlns:w16du="http://schemas.microsoft.com/office/word/2023/wordml/word16du" xmlns:w16sdtdh="http://schemas.microsoft.com/office/word/2020/wordml/sdtdatahash" xmlns:w16sdtfl="http://schemas.microsoft.com/office/word/2024/wordml/sdtformatlock" xmlns:w16se="http://schemas.microsoft.com/office/word/2015/wordml/symex" xmlns:wpg="http://schemas.microsoft.com/office/word/2010/wordprocessingGroup" xmlns:wpi="http://schemas.microsoft.com/office/word/2010/wordprocessingInk" xmlns:wne="http://schemas.microsoft.com/office/word/2006/wordml" xmlns:wps="http://schemas.microsoft.com/office/word/2010/wordprocessingShape" mc:Ignorable="w14 w15 w16se w16cid w16 w16cex w16sdtdh w16sdtfl w16du wp14">
   <w:body>
     <w:p>
       <w:pPr>
@@ -36,6 +36,22 @@
           <w:r>
             <w:t>Lab - Configure ASA Basic Settings and Firewall Using ASDM</w:t>
           </w:r>
+          <w:r>
+            <w:t xml:space="preserve">     </w:t>
+          </w:r>
+          <w:proofErr w:type="gramStart"/>
+          <w:r>
+            <w:t xml:space="preserve">   (</w:t>
+          </w:r>
+          <w:proofErr w:type="gramEnd"/>
+          <w:r>
+            <w:t xml:space="preserve"> THY </w:t>
+          </w:r>
+          <w:proofErr w:type="gramStart"/>
+          <w:r>
+            <w:t>DAYUTH )</w:t>
+          </w:r>
+          <w:proofErr w:type="gramEnd"/>
         </w:sdtContent>
       </w:sdt>
     </w:p>
@@ -52,14 +68,11 @@
         <w:pStyle w:val="Visual"/>
       </w:pPr>
       <w:r>
-        <w:rPr>
-          <w:noProof/>
-        </w:rPr>
         <w:drawing>
-          <wp:inline distT="0" distB="0" distL="0" distR="0" wp14:anchorId="1799DE63" wp14:editId="1B79FD50">
-            <wp:extent cx="6135370" cy="2928245"/>
-            <wp:effectExtent l="0" t="0" r="0" b="5715"/>
-            <wp:docPr id="3" name="Picture 3" descr="The topology has 1 router, 3 switches and 3 PCs."/>
+          <wp:inline distT="0" distB="0" distL="0" distR="0" wp14:anchorId="635EA514" wp14:editId="21FFD2C0">
+            <wp:extent cx="6400800" cy="4109720"/>
+            <wp:effectExtent l="0" t="0" r="0" b="5080"/>
+            <wp:docPr id="1251909897" name="Picture 1"/>
             <wp:cNvGraphicFramePr>
               <a:graphicFrameLocks xmlns:a="http://schemas.openxmlformats.org/drawingml/2006/main" noChangeAspect="1"/>
             </wp:cNvGraphicFramePr>
@@ -67,33 +80,23 @@
               <a:graphicData uri="http://schemas.openxmlformats.org/drawingml/2006/picture">
                 <pic:pic xmlns:pic="http://schemas.openxmlformats.org/drawingml/2006/picture">
                   <pic:nvPicPr>
-                    <pic:cNvPr id="3" name="Picture 3" descr="The topology has 1 router, 3 switches and 3 PCs."/>
-                    <pic:cNvPicPr>
-                      <a:picLocks noChangeAspect="1" noChangeArrowheads="1"/>
-                    </pic:cNvPicPr>
+                    <pic:cNvPr id="1251909897" name=""/>
+                    <pic:cNvPicPr/>
                   </pic:nvPicPr>
                   <pic:blipFill>
-                    <a:blip r:embed="rId8">
-                      <a:extLst>
-                        <a:ext uri="{28A0092B-C50C-407E-A947-70E740481C1C}">
-                          <a14:useLocalDpi xmlns:a14="http://schemas.microsoft.com/office/drawing/2010/main" val="0"/>
-                        </a:ext>
-                      </a:extLst>
-                    </a:blip>
-                    <a:srcRect/>
+                    <a:blip r:embed="rId8"/>
                     <a:stretch>
                       <a:fillRect/>
                     </a:stretch>
                   </pic:blipFill>
-                  <pic:spPr bwMode="auto">
+                  <pic:spPr>
                     <a:xfrm>
                       <a:off x="0" y="0"/>
-                      <a:ext cx="6157705" cy="2938905"/>
+                      <a:ext cx="6400800" cy="4109720"/>
                     </a:xfrm>
                     <a:prstGeom prst="rect">
                       <a:avLst/>
                     </a:prstGeom>
-                    <a:noFill/>
                   </pic:spPr>
                 </pic:pic>
               </a:graphicData>
@@ -1265,6 +1268,7 @@
                 <w:sz w:val="20"/>
                 <w:szCs w:val="20"/>
               </w:rPr>
+              <w:lastRenderedPageBreak/>
               <w:t>PC-C</w:t>
             </w:r>
           </w:p>
@@ -1551,7 +1555,15 @@
         <w:t xml:space="preserve">with </w:t>
       </w:r>
       <w:r>
-        <w:t>limited access to the DMZ and no access to internal resources. Inside users can access the DMZ and outside resources.</w:t>
+        <w:t xml:space="preserve">limited access to the DMZ and no access to internal resources. Inside users can access </w:t>
+      </w:r>
+      <w:proofErr w:type="gramStart"/>
+      <w:r>
+        <w:t>the DMZ</w:t>
+      </w:r>
+      <w:proofErr w:type="gramEnd"/>
+      <w:r>
+        <w:t xml:space="preserve"> and outside resources.</w:t>
       </w:r>
     </w:p>
     <w:p>
@@ -1565,7 +1577,15 @@
         <w:t>to support the ASA portion</w:t>
       </w:r>
       <w:r>
-        <w:t xml:space="preserve"> of the lab. This lab uses the ASA GUI interface ASDM to configure basic device and security settings.</w:t>
+        <w:t xml:space="preserve"> of the lab. This lab uses the ASA GUI interface ASDM to configure basic </w:t>
+      </w:r>
+      <w:proofErr w:type="gramStart"/>
+      <w:r>
+        <w:t>device</w:t>
+      </w:r>
+      <w:proofErr w:type="gramEnd"/>
+      <w:r>
+        <w:t xml:space="preserve"> and security settings.</w:t>
       </w:r>
     </w:p>
     <w:p>
@@ -2359,15 +2379,28 @@
         <w:pStyle w:val="CMD"/>
       </w:pPr>
       <w:r>
-        <w:t>enable algorithm-type scrypt secret cisco12345</w:t>
+        <w:t xml:space="preserve">enable algorithm-type </w:t>
+      </w:r>
+      <w:proofErr w:type="spellStart"/>
+      <w:r>
+        <w:t>scrypt</w:t>
+      </w:r>
+      <w:proofErr w:type="spellEnd"/>
+      <w:r>
+        <w:t xml:space="preserve"> secret cisco12345</w:t>
       </w:r>
     </w:p>
     <w:p>
       <w:pPr>
         <w:pStyle w:val="CMD"/>
       </w:pPr>
-      <w:r>
-        <w:t>ip domain name netsec.com</w:t>
+      <w:proofErr w:type="spellStart"/>
+      <w:r>
+        <w:t>ip</w:t>
+      </w:r>
+      <w:proofErr w:type="spellEnd"/>
+      <w:r>
+        <w:t xml:space="preserve"> domain name netsec.com</w:t>
       </w:r>
     </w:p>
     <w:p>
@@ -2375,7 +2408,15 @@
         <w:pStyle w:val="CMD"/>
       </w:pPr>
       <w:r>
-        <w:t xml:space="preserve">username admin01 algorithm-type scrypt secret </w:t>
+        <w:t xml:space="preserve">username admin01 algorithm-type </w:t>
+      </w:r>
+      <w:proofErr w:type="spellStart"/>
+      <w:r>
+        <w:t>scrypt</w:t>
+      </w:r>
+      <w:proofErr w:type="spellEnd"/>
+      <w:r>
+        <w:t xml:space="preserve"> secret </w:t>
       </w:r>
       <w:r>
         <w:t>admin01pass</w:t>
@@ -2394,7 +2435,15 @@
         <w:pStyle w:val="CMD"/>
       </w:pPr>
       <w:r>
-        <w:t xml:space="preserve"> ip address 172.16.3.1 255.255.255.0</w:t>
+        <w:t xml:space="preserve"> </w:t>
+      </w:r>
+      <w:proofErr w:type="spellStart"/>
+      <w:r>
+        <w:t>ip</w:t>
+      </w:r>
+      <w:proofErr w:type="spellEnd"/>
+      <w:r>
+        <w:t xml:space="preserve"> address 172.16.3.1 255.255.255.0</w:t>
       </w:r>
     </w:p>
     <w:p>
@@ -2402,7 +2451,15 @@
         <w:pStyle w:val="CMD"/>
       </w:pPr>
       <w:r>
-        <w:t xml:space="preserve"> no shutdown</w:t>
+        <w:t xml:space="preserve"> </w:t>
+      </w:r>
+      <w:proofErr w:type="gramStart"/>
+      <w:r>
+        <w:t>no</w:t>
+      </w:r>
+      <w:proofErr w:type="gramEnd"/>
+      <w:r>
+        <w:t xml:space="preserve"> shutdown</w:t>
       </w:r>
     </w:p>
     <w:p>
@@ -2418,7 +2475,15 @@
         <w:pStyle w:val="CMD"/>
       </w:pPr>
       <w:r>
-        <w:t xml:space="preserve"> ip address 209.165.200.225 255.255.255.248</w:t>
+        <w:t xml:space="preserve"> </w:t>
+      </w:r>
+      <w:proofErr w:type="spellStart"/>
+      <w:r>
+        <w:t>ip</w:t>
+      </w:r>
+      <w:proofErr w:type="spellEnd"/>
+      <w:r>
+        <w:t xml:space="preserve"> address 209.165.200.225 255.255.255.248</w:t>
       </w:r>
     </w:p>
     <w:p>
@@ -2426,15 +2491,52 @@
         <w:pStyle w:val="CMD"/>
       </w:pPr>
       <w:r>
-        <w:t xml:space="preserve"> no shutdown</w:t>
+        <w:t xml:space="preserve"> </w:t>
+      </w:r>
+      <w:proofErr w:type="gramStart"/>
+      <w:r>
+        <w:t>no</w:t>
+      </w:r>
+      <w:proofErr w:type="gramEnd"/>
+      <w:r>
+        <w:t xml:space="preserve"> shutdown</w:t>
       </w:r>
     </w:p>
     <w:p>
       <w:pPr>
         <w:pStyle w:val="CMD"/>
       </w:pPr>
-      <w:r>
-        <w:t xml:space="preserve">crypto key generate rsa general-keys modulus </w:t>
+      <w:proofErr w:type="gramStart"/>
+      <w:r>
+        <w:t>crypto</w:t>
+      </w:r>
+      <w:proofErr w:type="gramEnd"/>
+      <w:r>
+        <w:t xml:space="preserve"> </w:t>
+      </w:r>
+      <w:proofErr w:type="gramStart"/>
+      <w:r>
+        <w:t>key</w:t>
+      </w:r>
+      <w:proofErr w:type="gramEnd"/>
+      <w:r>
+        <w:t xml:space="preserve"> </w:t>
+      </w:r>
+      <w:proofErr w:type="gramStart"/>
+      <w:r>
+        <w:t>generate</w:t>
+      </w:r>
+      <w:proofErr w:type="gramEnd"/>
+      <w:r>
+        <w:t xml:space="preserve"> </w:t>
+      </w:r>
+      <w:proofErr w:type="spellStart"/>
+      <w:r>
+        <w:t>rsa</w:t>
+      </w:r>
+      <w:proofErr w:type="spellEnd"/>
+      <w:r>
+        <w:t xml:space="preserve"> general-keys modulus </w:t>
       </w:r>
       <w:r>
         <w:t>2048</w:t>
@@ -2444,16 +2546,26 @@
       <w:pPr>
         <w:pStyle w:val="CMD"/>
       </w:pPr>
-      <w:r>
-        <w:t>ip http server</w:t>
+      <w:proofErr w:type="spellStart"/>
+      <w:r>
+        <w:t>ip</w:t>
+      </w:r>
+      <w:proofErr w:type="spellEnd"/>
+      <w:r>
+        <w:t xml:space="preserve"> http server</w:t>
       </w:r>
     </w:p>
     <w:p>
       <w:pPr>
         <w:pStyle w:val="CMD"/>
       </w:pPr>
-      <w:r>
-        <w:t>ip http authentication local</w:t>
+      <w:proofErr w:type="spellStart"/>
+      <w:r>
+        <w:t>ip</w:t>
+      </w:r>
+      <w:proofErr w:type="spellEnd"/>
+      <w:r>
+        <w:t xml:space="preserve"> http authentication local</w:t>
       </w:r>
     </w:p>
     <w:p>
@@ -2485,15 +2597,36 @@
         <w:pStyle w:val="CMD"/>
       </w:pPr>
       <w:r>
-        <w:t xml:space="preserve"> login local</w:t>
-      </w:r>
+        <w:t xml:space="preserve"> </w:t>
+      </w:r>
+      <w:proofErr w:type="gramStart"/>
+      <w:r>
+        <w:t>login</w:t>
+      </w:r>
+      <w:proofErr w:type="gramEnd"/>
+      <w:r>
+        <w:t xml:space="preserve"> </w:t>
+      </w:r>
+      <w:proofErr w:type="gramStart"/>
+      <w:r>
+        <w:t>local</w:t>
+      </w:r>
+      <w:proofErr w:type="gramEnd"/>
     </w:p>
     <w:p>
       <w:pPr>
         <w:pStyle w:val="CMD"/>
       </w:pPr>
       <w:r>
-        <w:t>line vty 0 4</w:t>
+        <w:t xml:space="preserve">line </w:t>
+      </w:r>
+      <w:proofErr w:type="spellStart"/>
+      <w:r>
+        <w:t>vty</w:t>
+      </w:r>
+      <w:proofErr w:type="spellEnd"/>
+      <w:r>
+        <w:t xml:space="preserve"> 0 4</w:t>
       </w:r>
     </w:p>
     <w:p>
@@ -2509,8 +2642,21 @@
         <w:pStyle w:val="CMD"/>
       </w:pPr>
       <w:r>
-        <w:t xml:space="preserve"> login local</w:t>
-      </w:r>
+        <w:t xml:space="preserve"> </w:t>
+      </w:r>
+      <w:proofErr w:type="gramStart"/>
+      <w:r>
+        <w:t>login</w:t>
+      </w:r>
+      <w:proofErr w:type="gramEnd"/>
+      <w:r>
+        <w:t xml:space="preserve"> </w:t>
+      </w:r>
+      <w:proofErr w:type="gramStart"/>
+      <w:r>
+        <w:t>local</w:t>
+      </w:r>
+      <w:proofErr w:type="gramEnd"/>
     </w:p>
     <w:p>
       <w:pPr>
@@ -2697,7 +2843,23 @@
         <w:t xml:space="preserve"> terminal emulati</w:t>
       </w:r>
       <w:r>
-        <w:t xml:space="preserve">on program, such as TeraTerm or PuTTy </w:t>
+        <w:t xml:space="preserve">on program, such as </w:t>
+      </w:r>
+      <w:proofErr w:type="spellStart"/>
+      <w:r>
+        <w:t>TeraTerm</w:t>
+      </w:r>
+      <w:proofErr w:type="spellEnd"/>
+      <w:r>
+        <w:t xml:space="preserve"> or </w:t>
+      </w:r>
+      <w:proofErr w:type="spellStart"/>
+      <w:r>
+        <w:t>PuTTy</w:t>
+      </w:r>
+      <w:proofErr w:type="spellEnd"/>
+      <w:r>
+        <w:t xml:space="preserve"> </w:t>
       </w:r>
       <w:r>
         <w:t xml:space="preserve">to </w:t>
@@ -2767,8 +2929,13 @@
       <w:r>
         <w:t xml:space="preserve"> The terminal screen should display the default ASA user EXEC hostname and prompt </w:t>
       </w:r>
-      <w:r>
-        <w:t>ciscoasa&gt;</w:t>
+      <w:proofErr w:type="spellStart"/>
+      <w:r>
+        <w:t>ciscoasa</w:t>
+      </w:r>
+      <w:proofErr w:type="spellEnd"/>
+      <w:r>
+        <w:t>&gt;</w:t>
       </w:r>
       <w:r>
         <w:t xml:space="preserve">. </w:t>
@@ -2779,7 +2946,15 @@
         <w:pStyle w:val="SubStepAlpha"/>
       </w:pPr>
       <w:r>
-        <w:t>You will get a prompt requesting that you configure an enable password to e</w:t>
+        <w:t xml:space="preserve">You will get a prompt </w:t>
+      </w:r>
+      <w:proofErr w:type="gramStart"/>
+      <w:r>
+        <w:t>requesting</w:t>
+      </w:r>
+      <w:proofErr w:type="gramEnd"/>
+      <w:r>
+        <w:t xml:space="preserve"> that you configure an enable password to e</w:t>
       </w:r>
       <w:r>
         <w:t xml:space="preserve">nter privileged </w:t>
@@ -2869,8 +3044,13 @@
       <w:pPr>
         <w:pStyle w:val="CMDOutput"/>
       </w:pPr>
-      <w:r>
-        <w:t>ciscoasa#</w:t>
+      <w:proofErr w:type="spellStart"/>
+      <w:r>
+        <w:t>ciscoasa</w:t>
+      </w:r>
+      <w:proofErr w:type="spellEnd"/>
+      <w:r>
+        <w:t>#</w:t>
       </w:r>
     </w:p>
     <w:p>
@@ -3021,9 +3201,19 @@
       <w:pPr>
         <w:pStyle w:val="CMDOutput"/>
       </w:pPr>
-      <w:r>
-        <w:t>User enable_1 logged in to ciscoasa</w:t>
-      </w:r>
+      <w:proofErr w:type="gramStart"/>
+      <w:r>
+        <w:t>User</w:t>
+      </w:r>
+      <w:proofErr w:type="gramEnd"/>
+      <w:r>
+        <w:t xml:space="preserve"> enable_1 logged in to </w:t>
+      </w:r>
+      <w:proofErr w:type="spellStart"/>
+      <w:r>
+        <w:t>ciscoasa</w:t>
+      </w:r>
+      <w:proofErr w:type="spellEnd"/>
     </w:p>
     <w:p>
       <w:pPr>
@@ -3053,8 +3243,13 @@
       <w:pPr>
         <w:pStyle w:val="CMD"/>
       </w:pPr>
-      <w:r>
-        <w:t xml:space="preserve">ciscoasa&gt; </w:t>
+      <w:proofErr w:type="spellStart"/>
+      <w:r>
+        <w:t>ciscoasa</w:t>
+      </w:r>
+      <w:proofErr w:type="spellEnd"/>
+      <w:r>
+        <w:t xml:space="preserve">&gt; </w:t>
       </w:r>
       <w:r>
         <w:rPr>
@@ -3069,15 +3264,28 @@
         <w:pStyle w:val="CMDOutput"/>
       </w:pPr>
       <w:r>
-        <w:t>The enable password is not set.  Please set it now.</w:t>
+        <w:t xml:space="preserve">The enable password is not set.  Please set </w:t>
+      </w:r>
+      <w:proofErr w:type="gramStart"/>
+      <w:r>
+        <w:t>it</w:t>
+      </w:r>
+      <w:proofErr w:type="gramEnd"/>
+      <w:r>
+        <w:t xml:space="preserve"> now.</w:t>
       </w:r>
     </w:p>
     <w:p>
       <w:pPr>
         <w:pStyle w:val="CMD"/>
       </w:pPr>
-      <w:r>
-        <w:t xml:space="preserve">Enter  Password: </w:t>
+      <w:proofErr w:type="gramStart"/>
+      <w:r>
+        <w:t>Enter  Password</w:t>
+      </w:r>
+      <w:proofErr w:type="gramEnd"/>
+      <w:r>
+        <w:t xml:space="preserve">: </w:t>
       </w:r>
       <w:r>
         <w:rPr>
@@ -3126,8 +3334,13 @@
       <w:pPr>
         <w:pStyle w:val="CMD"/>
       </w:pPr>
-      <w:r>
-        <w:t>ciscoasa#</w:t>
+      <w:proofErr w:type="spellStart"/>
+      <w:r>
+        <w:t>ciscoasa</w:t>
+      </w:r>
+      <w:proofErr w:type="spellEnd"/>
+      <w:r>
+        <w:t>#</w:t>
       </w:r>
     </w:p>
     <w:p>
@@ -3170,8 +3383,13 @@
           <w:bCs/>
         </w:rPr>
       </w:pPr>
-      <w:r>
-        <w:t xml:space="preserve">ciscoasa# </w:t>
+      <w:proofErr w:type="spellStart"/>
+      <w:r>
+        <w:t>ciscoasa</w:t>
+      </w:r>
+      <w:proofErr w:type="spellEnd"/>
+      <w:r>
+        <w:t xml:space="preserve"># </w:t>
       </w:r>
       <w:r>
         <w:rPr>
@@ -3185,8 +3403,13 @@
       <w:pPr>
         <w:pStyle w:val="CMD"/>
       </w:pPr>
-      <w:r>
-        <w:t xml:space="preserve">ciscoasa(config)# </w:t>
+      <w:proofErr w:type="spellStart"/>
+      <w:r>
+        <w:t>ciscoasa</w:t>
+      </w:r>
+      <w:proofErr w:type="spellEnd"/>
+      <w:r>
+        <w:t xml:space="preserve">(config)# </w:t>
       </w:r>
     </w:p>
     <w:p>
@@ -3257,7 +3480,15 @@
         <w:pStyle w:val="CMDOutput"/>
       </w:pPr>
       <w:r>
-        <w:t xml:space="preserve">the product? [Y]es, [N]o, [A]sk later: </w:t>
+        <w:t>the product? [Y]es, [N]o, [A]</w:t>
+      </w:r>
+      <w:proofErr w:type="spellStart"/>
+      <w:r>
+        <w:t>sk</w:t>
+      </w:r>
+      <w:proofErr w:type="spellEnd"/>
+      <w:r>
+        <w:t xml:space="preserve"> later: </w:t>
       </w:r>
       <w:r>
         <w:rPr>
@@ -3310,8 +3541,13 @@
       <w:pPr>
         <w:pStyle w:val="CMD"/>
       </w:pPr>
-      <w:r>
-        <w:t>ciscoasa(config)#</w:t>
+      <w:proofErr w:type="spellStart"/>
+      <w:r>
+        <w:t>ciscoasa</w:t>
+      </w:r>
+      <w:proofErr w:type="spellEnd"/>
+      <w:r>
+        <w:t>(config)#</w:t>
       </w:r>
     </w:p>
     <w:p>
@@ -3341,8 +3577,13 @@
       <w:pPr>
         <w:pStyle w:val="CMD"/>
       </w:pPr>
-      <w:r>
-        <w:t xml:space="preserve">ciscoasa(config)# </w:t>
+      <w:proofErr w:type="spellStart"/>
+      <w:r>
+        <w:t>ciscoasa</w:t>
+      </w:r>
+      <w:proofErr w:type="spellEnd"/>
+      <w:r>
+        <w:t xml:space="preserve">(config)# </w:t>
       </w:r>
       <w:r>
         <w:rPr>
@@ -3367,14 +3608,35 @@
       <w:pPr>
         <w:pStyle w:val="CMD"/>
       </w:pPr>
-      <w:r>
-        <w:t xml:space="preserve">ciscoasa(config-if)# </w:t>
-      </w:r>
-      <w:r>
-        <w:rPr>
-          <w:b/>
-        </w:rPr>
-        <w:t xml:space="preserve">nameif </w:t>
+      <w:proofErr w:type="spellStart"/>
+      <w:r>
+        <w:t>ciscoasa</w:t>
+      </w:r>
+      <w:proofErr w:type="spellEnd"/>
+      <w:r>
+        <w:t>(config-</w:t>
+      </w:r>
+      <w:proofErr w:type="gramStart"/>
+      <w:r>
+        <w:t>if)#</w:t>
+      </w:r>
+      <w:proofErr w:type="gramEnd"/>
+      <w:r>
+        <w:t xml:space="preserve"> </w:t>
+      </w:r>
+      <w:proofErr w:type="spellStart"/>
+      <w:r>
+        <w:rPr>
+          <w:b/>
+        </w:rPr>
+        <w:t>nameif</w:t>
+      </w:r>
+      <w:proofErr w:type="spellEnd"/>
+      <w:r>
+        <w:rPr>
+          <w:b/>
+        </w:rPr>
+        <w:t xml:space="preserve"> </w:t>
       </w:r>
       <w:r>
         <w:rPr>
@@ -3404,14 +3666,35 @@
           <w:b/>
         </w:rPr>
       </w:pPr>
-      <w:r>
-        <w:t xml:space="preserve">ciscoasa(config-if)# </w:t>
-      </w:r>
-      <w:r>
-        <w:rPr>
-          <w:b/>
-        </w:rPr>
-        <w:t>ip address 192.168.1.1 255.255.255.0</w:t>
+      <w:proofErr w:type="spellStart"/>
+      <w:r>
+        <w:t>ciscoasa</w:t>
+      </w:r>
+      <w:proofErr w:type="spellEnd"/>
+      <w:r>
+        <w:t>(config-</w:t>
+      </w:r>
+      <w:proofErr w:type="gramStart"/>
+      <w:r>
+        <w:t>if)#</w:t>
+      </w:r>
+      <w:proofErr w:type="gramEnd"/>
+      <w:r>
+        <w:t xml:space="preserve"> </w:t>
+      </w:r>
+      <w:proofErr w:type="spellStart"/>
+      <w:r>
+        <w:rPr>
+          <w:b/>
+        </w:rPr>
+        <w:t>ip</w:t>
+      </w:r>
+      <w:proofErr w:type="spellEnd"/>
+      <w:r>
+        <w:rPr>
+          <w:b/>
+        </w:rPr>
+        <w:t xml:space="preserve"> address 192.168.1.1 255.255.255.0</w:t>
       </w:r>
     </w:p>
     <w:p>
@@ -3421,8 +3704,21 @@
           <w:b/>
         </w:rPr>
       </w:pPr>
-      <w:r>
-        <w:t xml:space="preserve">ciscoasa(config-if)# </w:t>
+      <w:proofErr w:type="spellStart"/>
+      <w:r>
+        <w:t>ciscoasa</w:t>
+      </w:r>
+      <w:proofErr w:type="spellEnd"/>
+      <w:r>
+        <w:t>(config-</w:t>
+      </w:r>
+      <w:proofErr w:type="gramStart"/>
+      <w:r>
+        <w:t>if)#</w:t>
+      </w:r>
+      <w:proofErr w:type="gramEnd"/>
+      <w:r>
+        <w:t xml:space="preserve"> </w:t>
       </w:r>
       <w:r>
         <w:rPr>
@@ -3435,8 +3731,21 @@
       <w:pPr>
         <w:pStyle w:val="CMD"/>
       </w:pPr>
-      <w:r>
-        <w:t xml:space="preserve">ciscoasa(config-if)# </w:t>
+      <w:proofErr w:type="spellStart"/>
+      <w:r>
+        <w:t>ciscoasa</w:t>
+      </w:r>
+      <w:proofErr w:type="spellEnd"/>
+      <w:r>
+        <w:t>(config-</w:t>
+      </w:r>
+      <w:proofErr w:type="gramStart"/>
+      <w:r>
+        <w:t>if)#</w:t>
+      </w:r>
+      <w:proofErr w:type="gramEnd"/>
+      <w:r>
+        <w:t xml:space="preserve"> </w:t>
       </w:r>
       <w:r>
         <w:rPr>
@@ -3452,8 +3761,21 @@
           <w:b/>
         </w:rPr>
       </w:pPr>
-      <w:r>
-        <w:t xml:space="preserve">ciscoasa(config-if)# </w:t>
+      <w:proofErr w:type="spellStart"/>
+      <w:r>
+        <w:t>ciscoasa</w:t>
+      </w:r>
+      <w:proofErr w:type="spellEnd"/>
+      <w:r>
+        <w:t>(config-</w:t>
+      </w:r>
+      <w:proofErr w:type="gramStart"/>
+      <w:r>
+        <w:t>if)#</w:t>
+      </w:r>
+      <w:proofErr w:type="gramEnd"/>
+      <w:r>
+        <w:t xml:space="preserve"> </w:t>
       </w:r>
       <w:r>
         <w:rPr>
@@ -3466,14 +3788,41 @@
       <w:pPr>
         <w:pStyle w:val="CMD"/>
       </w:pPr>
-      <w:r>
-        <w:t xml:space="preserve">ciscoasa(config)# </w:t>
-      </w:r>
-      <w:r>
-        <w:rPr>
-          <w:b/>
-        </w:rPr>
-        <w:t>show interface ip brief</w:t>
+      <w:proofErr w:type="spellStart"/>
+      <w:r>
+        <w:t>ciscoasa</w:t>
+      </w:r>
+      <w:proofErr w:type="spellEnd"/>
+      <w:r>
+        <w:t>(</w:t>
+      </w:r>
+      <w:proofErr w:type="gramStart"/>
+      <w:r>
+        <w:t>config)#</w:t>
+      </w:r>
+      <w:proofErr w:type="gramEnd"/>
+      <w:r>
+        <w:t xml:space="preserve"> </w:t>
+      </w:r>
+      <w:r>
+        <w:rPr>
+          <w:b/>
+        </w:rPr>
+        <w:t xml:space="preserve">show interface </w:t>
+      </w:r>
+      <w:proofErr w:type="spellStart"/>
+      <w:r>
+        <w:rPr>
+          <w:b/>
+        </w:rPr>
+        <w:t>ip</w:t>
+      </w:r>
+      <w:proofErr w:type="spellEnd"/>
+      <w:r>
+        <w:rPr>
+          <w:b/>
+        </w:rPr>
+        <w:t xml:space="preserve"> brief</w:t>
       </w:r>
     </w:p>
     <w:p>
@@ -3481,7 +3830,15 @@
         <w:pStyle w:val="CMDOutput"/>
       </w:pPr>
       <w:r>
-        <w:t>Interface                  IP-Address      OK? Method Status                Protocol</w:t>
+        <w:t>Interface                  IP-</w:t>
+      </w:r>
+      <w:proofErr w:type="gramStart"/>
+      <w:r>
+        <w:t>Address</w:t>
+      </w:r>
+      <w:proofErr w:type="gramEnd"/>
+      <w:r>
+        <w:t xml:space="preserve">      OK? Method Status                Protocol</w:t>
       </w:r>
     </w:p>
     <w:p>
@@ -3489,16 +3846,42 @@
         <w:pStyle w:val="CMDOutput"/>
       </w:pPr>
       <w:r>
-        <w:t>Virtual0                   127.1.0.1       YES unset  up                    up</w:t>
-      </w:r>
+        <w:t xml:space="preserve">Virtual0                   127.1.0.1       YES </w:t>
+      </w:r>
+      <w:proofErr w:type="gramStart"/>
+      <w:r>
+        <w:t>unset  up</w:t>
+      </w:r>
+      <w:proofErr w:type="gramEnd"/>
+      <w:r>
+        <w:t xml:space="preserve">                    </w:t>
+      </w:r>
+      <w:proofErr w:type="spellStart"/>
+      <w:r>
+        <w:t>up</w:t>
+      </w:r>
+      <w:proofErr w:type="spellEnd"/>
     </w:p>
     <w:p>
       <w:pPr>
         <w:pStyle w:val="CMDOutput"/>
       </w:pPr>
       <w:r>
-        <w:t>GigabitEthernet1/1         unassigned      YES unset  administratively down down</w:t>
-      </w:r>
+        <w:t xml:space="preserve">GigabitEthernet1/1         unassigned      YES </w:t>
+      </w:r>
+      <w:proofErr w:type="gramStart"/>
+      <w:r>
+        <w:t>unset  administratively</w:t>
+      </w:r>
+      <w:proofErr w:type="gramEnd"/>
+      <w:r>
+        <w:t xml:space="preserve"> down </w:t>
+      </w:r>
+      <w:proofErr w:type="spellStart"/>
+      <w:r>
+        <w:t>down</w:t>
+      </w:r>
+      <w:proofErr w:type="spellEnd"/>
     </w:p>
     <w:p>
       <w:pPr>
@@ -3508,24 +3891,58 @@
         <w:rPr>
           <w:highlight w:val="yellow"/>
         </w:rPr>
-        <w:t>GigabitEthernet1/2         192.168.1.1     YES manual up                    up</w:t>
-      </w:r>
+        <w:t xml:space="preserve">GigabitEthernet1/2         192.168.1.1     YES manual up                    </w:t>
+      </w:r>
+      <w:proofErr w:type="spellStart"/>
+      <w:r>
+        <w:rPr>
+          <w:highlight w:val="yellow"/>
+        </w:rPr>
+        <w:t>up</w:t>
+      </w:r>
+      <w:proofErr w:type="spellEnd"/>
     </w:p>
     <w:p>
       <w:pPr>
         <w:pStyle w:val="CMDOutput"/>
       </w:pPr>
       <w:r>
-        <w:t>GigabitEthernet1/3         unassigned      YES unset  administratively down down</w:t>
-      </w:r>
+        <w:t xml:space="preserve">GigabitEthernet1/3         unassigned      YES </w:t>
+      </w:r>
+      <w:proofErr w:type="gramStart"/>
+      <w:r>
+        <w:t>unset  administratively</w:t>
+      </w:r>
+      <w:proofErr w:type="gramEnd"/>
+      <w:r>
+        <w:t xml:space="preserve"> down </w:t>
+      </w:r>
+      <w:proofErr w:type="spellStart"/>
+      <w:r>
+        <w:t>down</w:t>
+      </w:r>
+      <w:proofErr w:type="spellEnd"/>
     </w:p>
     <w:p>
       <w:pPr>
         <w:pStyle w:val="CMDOutput"/>
       </w:pPr>
       <w:r>
-        <w:t>GigabitEthernet1/4         unassigned      YES unset  administratively down down</w:t>
-      </w:r>
+        <w:t xml:space="preserve">GigabitEthernet1/4         unassigned      YES </w:t>
+      </w:r>
+      <w:proofErr w:type="gramStart"/>
+      <w:r>
+        <w:t>unset  administratively</w:t>
+      </w:r>
+      <w:proofErr w:type="gramEnd"/>
+      <w:r>
+        <w:t xml:space="preserve"> down </w:t>
+      </w:r>
+      <w:proofErr w:type="spellStart"/>
+      <w:r>
+        <w:t>down</w:t>
+      </w:r>
+      <w:proofErr w:type="spellEnd"/>
     </w:p>
     <w:p>
       <w:pPr>
@@ -3553,8 +3970,13 @@
       <w:pPr>
         <w:pStyle w:val="CMD"/>
       </w:pPr>
-      <w:r>
-        <w:t xml:space="preserve">ciscoasa(config)# </w:t>
+      <w:proofErr w:type="spellStart"/>
+      <w:r>
+        <w:t>ciscoasa</w:t>
+      </w:r>
+      <w:proofErr w:type="spellEnd"/>
+      <w:r>
+        <w:t xml:space="preserve">(config)# </w:t>
       </w:r>
       <w:r>
         <w:rPr>
@@ -3582,14 +4004,35 @@
           <w:b/>
         </w:rPr>
       </w:pPr>
-      <w:r>
-        <w:t xml:space="preserve">ciscoasa(config-if)# </w:t>
-      </w:r>
-      <w:r>
-        <w:rPr>
-          <w:b/>
-        </w:rPr>
-        <w:t xml:space="preserve">nameif </w:t>
+      <w:proofErr w:type="spellStart"/>
+      <w:r>
+        <w:t>ciscoasa</w:t>
+      </w:r>
+      <w:proofErr w:type="spellEnd"/>
+      <w:r>
+        <w:t>(config-</w:t>
+      </w:r>
+      <w:proofErr w:type="gramStart"/>
+      <w:r>
+        <w:t>if)#</w:t>
+      </w:r>
+      <w:proofErr w:type="gramEnd"/>
+      <w:r>
+        <w:t xml:space="preserve"> </w:t>
+      </w:r>
+      <w:proofErr w:type="spellStart"/>
+      <w:r>
+        <w:rPr>
+          <w:b/>
+        </w:rPr>
+        <w:t>nameif</w:t>
+      </w:r>
+      <w:proofErr w:type="spellEnd"/>
+      <w:r>
+        <w:rPr>
+          <w:b/>
+        </w:rPr>
+        <w:t xml:space="preserve"> </w:t>
       </w:r>
       <w:r>
         <w:rPr>
@@ -3616,8 +4059,21 @@
       <w:pPr>
         <w:pStyle w:val="CMD"/>
       </w:pPr>
-      <w:r>
-        <w:t xml:space="preserve">ciscoasa(config-if)# </w:t>
+      <w:proofErr w:type="spellStart"/>
+      <w:r>
+        <w:t>ciscoasa</w:t>
+      </w:r>
+      <w:proofErr w:type="spellEnd"/>
+      <w:r>
+        <w:t>(config-</w:t>
+      </w:r>
+      <w:proofErr w:type="gramStart"/>
+      <w:r>
+        <w:t>if)#</w:t>
+      </w:r>
+      <w:proofErr w:type="gramEnd"/>
+      <w:r>
+        <w:t xml:space="preserve"> </w:t>
       </w:r>
       <w:r>
         <w:rPr>
@@ -3633,8 +4089,21 @@
           <w:b/>
         </w:rPr>
       </w:pPr>
-      <w:r>
-        <w:t xml:space="preserve">ciscoasa(config-if)# </w:t>
+      <w:proofErr w:type="spellStart"/>
+      <w:r>
+        <w:t>ciscoasa</w:t>
+      </w:r>
+      <w:proofErr w:type="spellEnd"/>
+      <w:r>
+        <w:t>(config-</w:t>
+      </w:r>
+      <w:proofErr w:type="gramStart"/>
+      <w:r>
+        <w:t>if)#</w:t>
+      </w:r>
+      <w:proofErr w:type="gramEnd"/>
+      <w:r>
+        <w:t xml:space="preserve"> </w:t>
       </w:r>
       <w:r>
         <w:rPr>
@@ -3647,8 +4116,21 @@
       <w:pPr>
         <w:pStyle w:val="CMD"/>
       </w:pPr>
-      <w:r>
-        <w:t xml:space="preserve">ciscoasa(config-if)# </w:t>
+      <w:proofErr w:type="spellStart"/>
+      <w:r>
+        <w:t>ciscoasa</w:t>
+      </w:r>
+      <w:proofErr w:type="spellEnd"/>
+      <w:r>
+        <w:t>(config-</w:t>
+      </w:r>
+      <w:proofErr w:type="gramStart"/>
+      <w:r>
+        <w:t>if)#</w:t>
+      </w:r>
+      <w:proofErr w:type="gramEnd"/>
+      <w:r>
+        <w:t xml:space="preserve"> </w:t>
       </w:r>
       <w:r>
         <w:rPr>
@@ -3680,8 +4162,16 @@
         <w:rPr>
           <w:b/>
         </w:rPr>
-        <w:t>192.168.1.1</w:t>
-      </w:r>
+        <w:t>192.168.</w:t>
+      </w:r>
+      <w:proofErr w:type="gramStart"/>
+      <w:r>
+        <w:rPr>
+          <w:b/>
+        </w:rPr>
+        <w:t>1.1</w:t>
+      </w:r>
+      <w:proofErr w:type="gramEnd"/>
       <w:r>
         <w:t>. The pings should be successful.</w:t>
       </w:r>
@@ -3742,8 +4232,13 @@
       <w:pPr>
         <w:pStyle w:val="CMD"/>
       </w:pPr>
-      <w:r>
-        <w:t>ciscoasa(</w:t>
+      <w:proofErr w:type="spellStart"/>
+      <w:r>
+        <w:t>ciscoasa</w:t>
+      </w:r>
+      <w:proofErr w:type="spellEnd"/>
+      <w:r>
+        <w:t>(</w:t>
       </w:r>
       <w:r>
         <w:t xml:space="preserve">config)# </w:t>
@@ -3762,11 +4257,21 @@
           <w:b/>
         </w:rPr>
       </w:pPr>
+      <w:proofErr w:type="spellStart"/>
       <w:r>
         <w:t>ciscoasa</w:t>
       </w:r>
-      <w:r>
-        <w:t xml:space="preserve">(config)# </w:t>
+      <w:proofErr w:type="spellEnd"/>
+      <w:r>
+        <w:t>(</w:t>
+      </w:r>
+      <w:proofErr w:type="gramStart"/>
+      <w:r>
+        <w:t>config)#</w:t>
+      </w:r>
+      <w:proofErr w:type="gramEnd"/>
+      <w:r>
+        <w:t xml:space="preserve"> </w:t>
       </w:r>
       <w:r>
         <w:rPr>
@@ -3803,7 +4308,15 @@
         <w:pStyle w:val="SubStepAlpha"/>
       </w:pPr>
       <w:r>
-        <w:t xml:space="preserve">If you or your instructor have already installed the </w:t>
+        <w:t xml:space="preserve">If you or your instructor </w:t>
+      </w:r>
+      <w:proofErr w:type="gramStart"/>
+      <w:r>
+        <w:t>have</w:t>
+      </w:r>
+      <w:proofErr w:type="gramEnd"/>
+      <w:r>
+        <w:t xml:space="preserve"> already installed the </w:t>
       </w:r>
       <w:r>
         <w:rPr>
@@ -3877,7 +4390,15 @@
         <w:t xml:space="preserve"> </w:t>
       </w:r>
       <w:r>
-        <w:t>you will be prompted that the connection is not secure.</w:t>
+        <w:t xml:space="preserve">you will be </w:t>
+      </w:r>
+      <w:proofErr w:type="gramStart"/>
+      <w:r>
+        <w:t>prompted</w:t>
+      </w:r>
+      <w:proofErr w:type="gramEnd"/>
+      <w:r>
+        <w:t xml:space="preserve"> that the connection is not secure.</w:t>
       </w:r>
     </w:p>
     <w:p>
@@ -3891,7 +4412,15 @@
         <w:t>Note</w:t>
       </w:r>
       <w:r>
-        <w:t>: These steps are for reference only. Your steps maybe different depending on your chosen browser when you attempt to connect to the ASA via a web browser.</w:t>
+        <w:t xml:space="preserve">: These steps are for reference only. Your steps </w:t>
+      </w:r>
+      <w:proofErr w:type="gramStart"/>
+      <w:r>
+        <w:t>maybe</w:t>
+      </w:r>
+      <w:proofErr w:type="gramEnd"/>
+      <w:r>
+        <w:t xml:space="preserve"> different depending on your chosen browser when you attempt to connect to the ASA via a web browser.</w:t>
       </w:r>
     </w:p>
     <w:p>
@@ -4272,10 +4801,18 @@
         <w:pStyle w:val="BodyTextL50"/>
       </w:pPr>
       <w:r>
-        <w:t xml:space="preserve">These areas display various information about the ASA. For instance, the </w:t>
-      </w:r>
-      <w:r>
-        <w:t xml:space="preserve">Device </w:t>
+        <w:t xml:space="preserve">These areas display various information about the ASA. For instance, </w:t>
+      </w:r>
+      <w:proofErr w:type="gramStart"/>
+      <w:r>
+        <w:t xml:space="preserve">the </w:t>
+      </w:r>
+      <w:r>
+        <w:t>Device</w:t>
+      </w:r>
+      <w:proofErr w:type="gramEnd"/>
+      <w:r>
+        <w:t xml:space="preserve"> </w:t>
       </w:r>
       <w:r>
         <w:t xml:space="preserve">Information displays </w:t>
@@ -4325,7 +4862,21 @@
         <w:rPr>
           <w:b/>
         </w:rPr>
-        <w:t xml:space="preserve">Do not enable Smart Call </w:t>
+        <w:t xml:space="preserve">Do </w:t>
+      </w:r>
+      <w:proofErr w:type="gramStart"/>
+      <w:r>
+        <w:rPr>
+          <w:b/>
+        </w:rPr>
+        <w:t>not enable</w:t>
+      </w:r>
+      <w:proofErr w:type="gramEnd"/>
+      <w:r>
+        <w:rPr>
+          <w:b/>
+        </w:rPr>
+        <w:t xml:space="preserve"> Smart Call </w:t>
       </w:r>
       <w:r>
         <w:rPr>
@@ -4426,7 +4977,15 @@
         <w:t>5</w:t>
       </w:r>
       <w:r>
-        <w:t>(1) These steps are for reference only. Your steps maybe different.</w:t>
+        <w:t xml:space="preserve">(1) These steps are for reference only. Your steps </w:t>
+      </w:r>
+      <w:proofErr w:type="gramStart"/>
+      <w:r>
+        <w:t>maybe</w:t>
+      </w:r>
+      <w:proofErr w:type="gramEnd"/>
+      <w:r>
+        <w:t xml:space="preserve"> different.</w:t>
       </w:r>
     </w:p>
     <w:p>
@@ -4585,7 +5144,15 @@
         <w:t xml:space="preserve">Configure </w:t>
       </w:r>
       <w:r>
-        <w:t>hostname, domain name, and the enable password</w:t>
+        <w:t xml:space="preserve">hostname, domain name, and </w:t>
+      </w:r>
+      <w:proofErr w:type="gramStart"/>
+      <w:r>
+        <w:t>the enable</w:t>
+      </w:r>
+      <w:proofErr w:type="gramEnd"/>
+      <w:r>
+        <w:t xml:space="preserve"> password</w:t>
       </w:r>
       <w:r>
         <w:rPr>
@@ -4727,7 +5294,15 @@
         <w:t xml:space="preserve">. Click the check </w:t>
       </w:r>
       <w:r>
-        <w:t>box for changing the enable mode password</w:t>
+        <w:t xml:space="preserve">box </w:t>
+      </w:r>
+      <w:proofErr w:type="gramStart"/>
+      <w:r>
+        <w:t>for changing</w:t>
+      </w:r>
+      <w:proofErr w:type="gramEnd"/>
+      <w:r>
+        <w:t xml:space="preserve"> the enable mode password</w:t>
       </w:r>
       <w:r>
         <w:t xml:space="preserve"> and </w:t>
@@ -5719,12 +6294,22 @@
       <w:r>
         <w:t xml:space="preserve">he inside interface should show </w:t>
       </w:r>
+      <w:proofErr w:type="gramStart"/>
       <w:r>
         <w:t>a</w:t>
       </w:r>
       <w:r>
-        <w:t xml:space="preserve"> number of Kb</w:t>
-      </w:r>
+        <w:t xml:space="preserve"> number of</w:t>
+      </w:r>
+      <w:proofErr w:type="gramEnd"/>
+      <w:r>
+        <w:t xml:space="preserve"> </w:t>
+      </w:r>
+      <w:proofErr w:type="spellStart"/>
+      <w:r>
+        <w:t>Kb</w:t>
+      </w:r>
+      <w:proofErr w:type="spellEnd"/>
       <w:r>
         <w:t>/</w:t>
       </w:r>
@@ -5787,7 +6372,15 @@
         <w:t>Note</w:t>
       </w:r>
       <w:r>
-        <w:t>: You may need to disable some or all of your firewall features on PC-B.</w:t>
+        <w:t xml:space="preserve">: You may need to disable some or </w:t>
+      </w:r>
+      <w:proofErr w:type="gramStart"/>
+      <w:r>
+        <w:t>all of</w:t>
+      </w:r>
+      <w:proofErr w:type="gramEnd"/>
+      <w:r>
+        <w:t xml:space="preserve"> your firewall features on PC-B.</w:t>
       </w:r>
     </w:p>
     <w:p>
@@ -5816,7 +6409,15 @@
         <w:t xml:space="preserve">R1 </w:t>
       </w:r>
       <w:r>
-        <w:t xml:space="preserve">GUI device manger. </w:t>
+        <w:t xml:space="preserve">GUI device </w:t>
+      </w:r>
+      <w:proofErr w:type="gramStart"/>
+      <w:r>
+        <w:t>manger</w:t>
+      </w:r>
+      <w:proofErr w:type="gramEnd"/>
+      <w:r>
+        <w:t xml:space="preserve">. </w:t>
       </w:r>
       <w:r>
         <w:t xml:space="preserve">Enter the username </w:t>
@@ -5882,7 +6483,15 @@
         <w:t>from the menu.</w:t>
       </w:r>
       <w:r>
-        <w:t xml:space="preserve"> This tool allows you test a variety of packet types between a specified source and destination.</w:t>
+        <w:t xml:space="preserve"> This tool allows you </w:t>
+      </w:r>
+      <w:proofErr w:type="gramStart"/>
+      <w:r>
+        <w:t>test</w:t>
+      </w:r>
+      <w:proofErr w:type="gramEnd"/>
+      <w:r>
+        <w:t xml:space="preserve"> a variety of packet types between a specified source and destination.</w:t>
       </w:r>
     </w:p>
     <w:p>
@@ -6612,8 +7221,13 @@
       <w:pPr>
         <w:pStyle w:val="SubStepAlpha"/>
       </w:pPr>
-      <w:r>
-        <w:t xml:space="preserve">Click </w:t>
+      <w:proofErr w:type="gramStart"/>
+      <w:r>
+        <w:t>Click</w:t>
+      </w:r>
+      <w:proofErr w:type="gramEnd"/>
+      <w:r>
+        <w:t xml:space="preserve"> </w:t>
       </w:r>
       <w:r>
         <w:rPr>
@@ -7245,7 +7859,15 @@
         <w:t>Authentication</w:t>
       </w:r>
       <w:r>
-        <w:t xml:space="preserve"> tab, click the check boxes to require authentication for </w:t>
+        <w:t xml:space="preserve"> tab, click the check boxes to </w:t>
+      </w:r>
+      <w:proofErr w:type="gramStart"/>
+      <w:r>
+        <w:t>require</w:t>
+      </w:r>
+      <w:proofErr w:type="gramEnd"/>
+      <w:r>
+        <w:t xml:space="preserve"> authentication for </w:t>
       </w:r>
       <w:r>
         <w:rPr>
@@ -7363,9 +7985,11 @@
       <w:r>
         <w:t xml:space="preserve">Open </w:t>
       </w:r>
+      <w:proofErr w:type="gramStart"/>
       <w:r>
         <w:t>a SSH</w:t>
       </w:r>
+      <w:proofErr w:type="gramEnd"/>
       <w:r>
         <w:t xml:space="preserve"> client on PC-B, such as PuTTY, and connect to the ASA inside interface at IP address </w:t>
       </w:r>
@@ -7390,7 +8014,15 @@
         </w:rPr>
       </w:pPr>
       <w:r>
-        <w:t xml:space="preserve">When prompted to log in, enter the user name </w:t>
+        <w:t xml:space="preserve">When prompted to log in, enter the </w:t>
+      </w:r>
+      <w:proofErr w:type="gramStart"/>
+      <w:r>
+        <w:t>user name</w:t>
+      </w:r>
+      <w:proofErr w:type="gramEnd"/>
+      <w:r>
+        <w:t xml:space="preserve"> </w:t>
       </w:r>
       <w:r>
         <w:rPr>
@@ -7496,7 +8128,15 @@
         </w:rPr>
       </w:pPr>
       <w:r>
-        <w:t xml:space="preserve">When prompted to log in, enter the user name </w:t>
+        <w:t xml:space="preserve">When prompted to log in, enter the </w:t>
+      </w:r>
+      <w:proofErr w:type="gramStart"/>
+      <w:r>
+        <w:t>user name</w:t>
+      </w:r>
+      <w:proofErr w:type="gramEnd"/>
+      <w:r>
+        <w:t xml:space="preserve"> </w:t>
       </w:r>
       <w:r>
         <w:rPr>
@@ -7838,6 +8478,7 @@
       <w:r>
         <w:t xml:space="preserve">, select the </w:t>
       </w:r>
+      <w:proofErr w:type="spellStart"/>
       <w:r>
         <w:rPr>
           <w:b/>
@@ -7856,6 +8497,7 @@
         </w:rPr>
         <w:t>default</w:t>
       </w:r>
+      <w:proofErr w:type="spellEnd"/>
       <w:r>
         <w:t xml:space="preserve"> policy</w:t>
       </w:r>
@@ -7888,8 +8530,21 @@
         <w:t>Edit Service Policy Rule</w:t>
       </w:r>
       <w:r>
-        <w:t xml:space="preserve"> dialog opens</w:t>
-      </w:r>
+        <w:t xml:space="preserve"> </w:t>
+      </w:r>
+      <w:proofErr w:type="gramStart"/>
+      <w:r>
+        <w:t>dialog</w:t>
+      </w:r>
+      <w:proofErr w:type="gramEnd"/>
+      <w:r>
+        <w:t xml:space="preserve"> </w:t>
+      </w:r>
+      <w:proofErr w:type="gramStart"/>
+      <w:r>
+        <w:t>opens</w:t>
+      </w:r>
+      <w:proofErr w:type="gramEnd"/>
       <w:r>
         <w:t>.</w:t>
       </w:r>
@@ -8061,7 +8716,15 @@
         <w:t xml:space="preserve"> you will </w:t>
       </w:r>
       <w:r>
-        <w:t xml:space="preserve">configure the G1/3 interface, name it </w:t>
+        <w:t xml:space="preserve">configure the G1/3 interface, name </w:t>
+      </w:r>
+      <w:proofErr w:type="gramStart"/>
+      <w:r>
+        <w:t>it</w:t>
+      </w:r>
+      <w:proofErr w:type="gramEnd"/>
+      <w:r>
+        <w:t xml:space="preserve"> </w:t>
       </w:r>
       <w:r>
         <w:rPr>
@@ -8429,11 +9092,16 @@
       <w:r>
         <w:t xml:space="preserve">To accommodate the addition of a DMZ and a web server, you will use another address from the ISP range assigned, 209.165.200.224/29 (.224-.231). R1 </w:t>
       </w:r>
+      <w:proofErr w:type="gramStart"/>
       <w:r>
         <w:t>G</w:t>
       </w:r>
       <w:r>
-        <w:t>0/0</w:t>
+        <w:t>0</w:t>
+      </w:r>
+      <w:proofErr w:type="gramEnd"/>
+      <w:r>
+        <w:t>/0</w:t>
       </w:r>
       <w:r>
         <w:t>/1</w:t>
@@ -8966,11 +9634,19 @@
       <w:r>
         <w:t xml:space="preserve">the following services: </w:t>
       </w:r>
-      <w:r>
-        <w:rPr>
-          <w:b/>
-        </w:rPr>
-        <w:t>tcp/</w:t>
+      <w:proofErr w:type="spellStart"/>
+      <w:r>
+        <w:rPr>
+          <w:b/>
+        </w:rPr>
+        <w:t>tcp</w:t>
+      </w:r>
+      <w:proofErr w:type="spellEnd"/>
+      <w:r>
+        <w:rPr>
+          <w:b/>
+        </w:rPr>
+        <w:t>/</w:t>
       </w:r>
       <w:r>
         <w:rPr>
@@ -8985,7 +9661,21 @@
         <w:rPr>
           <w:b/>
         </w:rPr>
-        <w:t xml:space="preserve"> tcp/</w:t>
+        <w:t xml:space="preserve"> </w:t>
+      </w:r>
+      <w:proofErr w:type="spellStart"/>
+      <w:r>
+        <w:rPr>
+          <w:b/>
+        </w:rPr>
+        <w:t>tcp</w:t>
+      </w:r>
+      <w:proofErr w:type="spellEnd"/>
+      <w:r>
+        <w:rPr>
+          <w:b/>
+        </w:rPr>
+        <w:t>/</w:t>
       </w:r>
       <w:r>
         <w:rPr>
@@ -9002,11 +9692,19 @@
         </w:rPr>
         <w:t xml:space="preserve"> </w:t>
       </w:r>
-      <w:r>
-        <w:rPr>
-          <w:b/>
-        </w:rPr>
-        <w:t>icmp/echo</w:t>
+      <w:proofErr w:type="spellStart"/>
+      <w:r>
+        <w:rPr>
+          <w:b/>
+        </w:rPr>
+        <w:t>icmp</w:t>
+      </w:r>
+      <w:proofErr w:type="spellEnd"/>
+      <w:r>
+        <w:rPr>
+          <w:b/>
+        </w:rPr>
+        <w:t>/echo</w:t>
       </w:r>
       <w:r>
         <w:rPr>
@@ -9018,11 +9716,19 @@
       <w:r>
         <w:t xml:space="preserve"> and </w:t>
       </w:r>
-      <w:r>
-        <w:rPr>
-          <w:b/>
-        </w:rPr>
-        <w:t>icmp/echo-reply</w:t>
+      <w:proofErr w:type="spellStart"/>
+      <w:r>
+        <w:rPr>
+          <w:b/>
+        </w:rPr>
+        <w:t>icmp</w:t>
+      </w:r>
+      <w:proofErr w:type="spellEnd"/>
+      <w:r>
+        <w:rPr>
+          <w:b/>
+        </w:rPr>
+        <w:t>/echo-reply</w:t>
       </w:r>
       <w:r>
         <w:t xml:space="preserve"> (</w:t>
@@ -9090,7 +9796,15 @@
         <w:t>:</w:t>
       </w:r>
       <w:r>
-        <w:t xml:space="preserve"> You can specify Public service</w:t>
+        <w:t xml:space="preserve"> You can specify </w:t>
+      </w:r>
+      <w:proofErr w:type="gramStart"/>
+      <w:r>
+        <w:t>Public</w:t>
+      </w:r>
+      <w:proofErr w:type="gramEnd"/>
+      <w:r>
+        <w:t xml:space="preserve"> service</w:t>
       </w:r>
       <w:r>
         <w:t>s</w:t>
@@ -9207,7 +9921,23 @@
         <w:t>OUTSIDE</w:t>
       </w:r>
       <w:r>
-        <w:t xml:space="preserve"> incoming rule. You can select the rule and use the horizontal scroll bar to see all of the components.</w:t>
+        <w:t xml:space="preserve"> incoming rule. You can select the </w:t>
+      </w:r>
+      <w:proofErr w:type="gramStart"/>
+      <w:r>
+        <w:t>rule</w:t>
+      </w:r>
+      <w:proofErr w:type="gramEnd"/>
+      <w:r>
+        <w:t xml:space="preserve"> and use the horizontal scroll bar to see </w:t>
+      </w:r>
+      <w:proofErr w:type="gramStart"/>
+      <w:r>
+        <w:t>all of</w:t>
+      </w:r>
+      <w:proofErr w:type="gramEnd"/>
+      <w:r>
+        <w:t xml:space="preserve"> the components.</w:t>
       </w:r>
     </w:p>
     <w:p>
@@ -9420,15 +10150,29 @@
         <w:t>of</w:t>
       </w:r>
       <w:r>
-        <w:t xml:space="preserve"> using ASDM over the CLI?</w:t>
+        <w:t xml:space="preserve"> using ASDM over </w:t>
+      </w:r>
+      <w:proofErr w:type="gramStart"/>
+      <w:r>
+        <w:t>the CLI</w:t>
+      </w:r>
+      <w:proofErr w:type="gramEnd"/>
+      <w:r>
+        <w:t>?</w:t>
       </w:r>
     </w:p>
     <w:p>
       <w:pPr>
         <w:pStyle w:val="AnswerLineL25"/>
-      </w:pPr>
-      <w:r>
-        <w:t>Type your answers here.</w:t>
+        <w:rPr>
+          <w:color w:val="EE0000"/>
+        </w:rPr>
+      </w:pPr>
+      <w:r>
+        <w:rPr>
+          <w:color w:val="EE0000"/>
+        </w:rPr>
+        <w:t>Easier for non-technical users; features intuitive wizards and menus for building complex configurations quickly</w:t>
       </w:r>
     </w:p>
     <w:p>
@@ -9455,9 +10199,15 @@
     <w:p>
       <w:pPr>
         <w:pStyle w:val="AnswerLineL25"/>
-      </w:pPr>
-      <w:r>
-        <w:t>Type your answers here.</w:t>
+        <w:rPr>
+          <w:color w:val="EE0000"/>
+        </w:rPr>
+      </w:pPr>
+      <w:r>
+        <w:rPr>
+          <w:color w:val="EE0000"/>
+        </w:rPr>
+        <w:t>Offers more precise control and is required for initial setup. Only needs a serial connection, unlike ASDM’s requirement for IP connectivity.</w:t>
       </w:r>
     </w:p>
     <w:p>
@@ -9995,7 +10745,7 @@
 </file>
 
 <file path=word/endnotes.xml><?xml version="1.0" encoding="utf-8"?>
-<w:endnotes xmlns:wpc="http://schemas.microsoft.com/office/word/2010/wordprocessingCanvas" xmlns:cx="http://schemas.microsoft.com/office/drawing/2014/chartex" xmlns:cx1="http://schemas.microsoft.com/office/drawing/2015/9/8/chartex" xmlns:cx2="http://schemas.microsoft.com/office/drawing/2015/10/21/chartex" xmlns:cx3="http://schemas.microsoft.com/office/drawing/2016/5/9/chartex" xmlns:cx4="http://schemas.microsoft.com/office/drawing/2016/5/10/chartex" xmlns:cx5="http://schemas.microsoft.com/office/drawing/2016/5/11/chartex" xmlns:cx6="http://schemas.microsoft.com/office/drawing/2016/5/12/chartex" xmlns:cx7="http://schemas.microsoft.com/office/drawing/2016/5/13/chartex" xmlns:cx8="http://schemas.microsoft.com/office/drawing/2016/5/14/chartex" xmlns:mc="http://schemas.openxmlformats.org/markup-compatibility/2006" xmlns:aink="http://schemas.microsoft.com/office/drawing/2016/ink" xmlns:am3d="http://schemas.microsoft.com/office/drawing/2017/model3d" xmlns:o="urn:schemas-microsoft-com:office:office" xmlns:r="http://schemas.openxmlformats.org/officeDocument/2006/relationships" xmlns:m="http://schemas.openxmlformats.org/officeDocument/2006/math" xmlns:v="urn:schemas-microsoft-com:vml" xmlns:wp14="http://schemas.microsoft.com/office/word/2010/wordprocessingDrawing" xmlns:wp="http://schemas.openxmlformats.org/drawingml/2006/wordprocessingDrawing" xmlns:w10="urn:schemas-microsoft-com:office:word" xmlns:w="http://schemas.openxmlformats.org/wordprocessingml/2006/main" xmlns:w14="http://schemas.microsoft.com/office/word/2010/wordml" xmlns:w15="http://schemas.microsoft.com/office/word/2012/wordml" xmlns:w16cex="http://schemas.microsoft.com/office/word/2018/wordml/cex" xmlns:w16cid="http://schemas.microsoft.com/office/word/2016/wordml/cid" xmlns:w16="http://schemas.microsoft.com/office/word/2018/wordml" xmlns:w16se="http://schemas.microsoft.com/office/word/2015/wordml/symex" xmlns:wpg="http://schemas.microsoft.com/office/word/2010/wordprocessingGroup" xmlns:wpi="http://schemas.microsoft.com/office/word/2010/wordprocessingInk" xmlns:wne="http://schemas.microsoft.com/office/word/2006/wordml" xmlns:wps="http://schemas.microsoft.com/office/word/2010/wordprocessingShape" mc:Ignorable="w14 w15 w16se w16cid w16 w16cex wp14">
+<w:endnotes xmlns:wpc="http://schemas.microsoft.com/office/word/2010/wordprocessingCanvas" xmlns:cx="http://schemas.microsoft.com/office/drawing/2014/chartex" xmlns:cx1="http://schemas.microsoft.com/office/drawing/2015/9/8/chartex" xmlns:cx2="http://schemas.microsoft.com/office/drawing/2015/10/21/chartex" xmlns:cx3="http://schemas.microsoft.com/office/drawing/2016/5/9/chartex" xmlns:cx4="http://schemas.microsoft.com/office/drawing/2016/5/10/chartex" xmlns:cx5="http://schemas.microsoft.com/office/drawing/2016/5/11/chartex" xmlns:cx6="http://schemas.microsoft.com/office/drawing/2016/5/12/chartex" xmlns:cx7="http://schemas.microsoft.com/office/drawing/2016/5/13/chartex" xmlns:cx8="http://schemas.microsoft.com/office/drawing/2016/5/14/chartex" xmlns:mc="http://schemas.openxmlformats.org/markup-compatibility/2006" xmlns:aink="http://schemas.microsoft.com/office/drawing/2016/ink" xmlns:am3d="http://schemas.microsoft.com/office/drawing/2017/model3d" xmlns:o="urn:schemas-microsoft-com:office:office" xmlns:oel="http://schemas.microsoft.com/office/2019/extlst" xmlns:r="http://schemas.openxmlformats.org/officeDocument/2006/relationships" xmlns:m="http://schemas.openxmlformats.org/officeDocument/2006/math" xmlns:v="urn:schemas-microsoft-com:vml" xmlns:wp14="http://schemas.microsoft.com/office/word/2010/wordprocessingDrawing" xmlns:wp="http://schemas.openxmlformats.org/drawingml/2006/wordprocessingDrawing" xmlns:w10="urn:schemas-microsoft-com:office:word" xmlns:w="http://schemas.openxmlformats.org/wordprocessingml/2006/main" xmlns:w14="http://schemas.microsoft.com/office/word/2010/wordml" xmlns:w15="http://schemas.microsoft.com/office/word/2012/wordml" xmlns:w16cex="http://schemas.microsoft.com/office/word/2018/wordml/cex" xmlns:w16cid="http://schemas.microsoft.com/office/word/2016/wordml/cid" xmlns:w16="http://schemas.microsoft.com/office/word/2018/wordml" xmlns:w16du="http://schemas.microsoft.com/office/word/2023/wordml/word16du" xmlns:w16sdtdh="http://schemas.microsoft.com/office/word/2020/wordml/sdtdatahash" xmlns:w16sdtfl="http://schemas.microsoft.com/office/word/2024/wordml/sdtformatlock" xmlns:w16se="http://schemas.microsoft.com/office/word/2015/wordml/symex" xmlns:wpg="http://schemas.microsoft.com/office/word/2010/wordprocessingGroup" xmlns:wpi="http://schemas.microsoft.com/office/word/2010/wordprocessingInk" xmlns:wne="http://schemas.microsoft.com/office/word/2006/wordml" xmlns:wps="http://schemas.microsoft.com/office/word/2010/wordprocessingShape" mc:Ignorable="w14 w15 w16se w16cid w16 w16cex w16sdtdh w16sdtfl w16du wp14">
   <w:endnote w:type="separator" w:id="-1">
     <w:p>
       <w:pPr>
@@ -10022,7 +10772,7 @@
 </file>
 
 <file path=word/footer1.xml><?xml version="1.0" encoding="utf-8"?>
-<w:ftr xmlns:wpc="http://schemas.microsoft.com/office/word/2010/wordprocessingCanvas" xmlns:cx="http://schemas.microsoft.com/office/drawing/2014/chartex" xmlns:cx1="http://schemas.microsoft.com/office/drawing/2015/9/8/chartex" xmlns:cx2="http://schemas.microsoft.com/office/drawing/2015/10/21/chartex" xmlns:cx3="http://schemas.microsoft.com/office/drawing/2016/5/9/chartex" xmlns:cx4="http://schemas.microsoft.com/office/drawing/2016/5/10/chartex" xmlns:cx5="http://schemas.microsoft.com/office/drawing/2016/5/11/chartex" xmlns:cx6="http://schemas.microsoft.com/office/drawing/2016/5/12/chartex" xmlns:cx7="http://schemas.microsoft.com/office/drawing/2016/5/13/chartex" xmlns:cx8="http://schemas.microsoft.com/office/drawing/2016/5/14/chartex" xmlns:mc="http://schemas.openxmlformats.org/markup-compatibility/2006" xmlns:aink="http://schemas.microsoft.com/office/drawing/2016/ink" xmlns:am3d="http://schemas.microsoft.com/office/drawing/2017/model3d" xmlns:o="urn:schemas-microsoft-com:office:office" xmlns:r="http://schemas.openxmlformats.org/officeDocument/2006/relationships" xmlns:m="http://schemas.openxmlformats.org/officeDocument/2006/math" xmlns:v="urn:schemas-microsoft-com:vml" xmlns:wp14="http://schemas.microsoft.com/office/word/2010/wordprocessingDrawing" xmlns:wp="http://schemas.openxmlformats.org/drawingml/2006/wordprocessingDrawing" xmlns:w10="urn:schemas-microsoft-com:office:word" xmlns:w="http://schemas.openxmlformats.org/wordprocessingml/2006/main" xmlns:w14="http://schemas.microsoft.com/office/word/2010/wordml" xmlns:w15="http://schemas.microsoft.com/office/word/2012/wordml" xmlns:w16cex="http://schemas.microsoft.com/office/word/2018/wordml/cex" xmlns:w16cid="http://schemas.microsoft.com/office/word/2016/wordml/cid" xmlns:w16="http://schemas.microsoft.com/office/word/2018/wordml" xmlns:w16se="http://schemas.microsoft.com/office/word/2015/wordml/symex" xmlns:wpg="http://schemas.microsoft.com/office/word/2010/wordprocessingGroup" xmlns:wpi="http://schemas.microsoft.com/office/word/2010/wordprocessingInk" xmlns:wne="http://schemas.microsoft.com/office/word/2006/wordml" xmlns:wps="http://schemas.microsoft.com/office/word/2010/wordprocessingShape" mc:Ignorable="w14 w15 w16se w16cid w16 w16cex wp14">
+<w:ftr xmlns:wpc="http://schemas.microsoft.com/office/word/2010/wordprocessingCanvas" xmlns:cx="http://schemas.microsoft.com/office/drawing/2014/chartex" xmlns:cx1="http://schemas.microsoft.com/office/drawing/2015/9/8/chartex" xmlns:cx2="http://schemas.microsoft.com/office/drawing/2015/10/21/chartex" xmlns:cx3="http://schemas.microsoft.com/office/drawing/2016/5/9/chartex" xmlns:cx4="http://schemas.microsoft.com/office/drawing/2016/5/10/chartex" xmlns:cx5="http://schemas.microsoft.com/office/drawing/2016/5/11/chartex" xmlns:cx6="http://schemas.microsoft.com/office/drawing/2016/5/12/chartex" xmlns:cx7="http://schemas.microsoft.com/office/drawing/2016/5/13/chartex" xmlns:cx8="http://schemas.microsoft.com/office/drawing/2016/5/14/chartex" xmlns:mc="http://schemas.openxmlformats.org/markup-compatibility/2006" xmlns:aink="http://schemas.microsoft.com/office/drawing/2016/ink" xmlns:am3d="http://schemas.microsoft.com/office/drawing/2017/model3d" xmlns:o="urn:schemas-microsoft-com:office:office" xmlns:oel="http://schemas.microsoft.com/office/2019/extlst" xmlns:r="http://schemas.openxmlformats.org/officeDocument/2006/relationships" xmlns:m="http://schemas.openxmlformats.org/officeDocument/2006/math" xmlns:v="urn:schemas-microsoft-com:vml" xmlns:wp14="http://schemas.microsoft.com/office/word/2010/wordprocessingDrawing" xmlns:wp="http://schemas.openxmlformats.org/drawingml/2006/wordprocessingDrawing" xmlns:w10="urn:schemas-microsoft-com:office:word" xmlns:w="http://schemas.openxmlformats.org/wordprocessingml/2006/main" xmlns:w14="http://schemas.microsoft.com/office/word/2010/wordml" xmlns:w15="http://schemas.microsoft.com/office/word/2012/wordml" xmlns:w16cex="http://schemas.microsoft.com/office/word/2018/wordml/cex" xmlns:w16cid="http://schemas.microsoft.com/office/word/2016/wordml/cid" xmlns:w16="http://schemas.microsoft.com/office/word/2018/wordml" xmlns:w16du="http://schemas.microsoft.com/office/word/2023/wordml/word16du" xmlns:w16sdtdh="http://schemas.microsoft.com/office/word/2020/wordml/sdtdatahash" xmlns:w16sdtfl="http://schemas.microsoft.com/office/word/2024/wordml/sdtformatlock" xmlns:w16se="http://schemas.microsoft.com/office/word/2015/wordml/symex" xmlns:wpg="http://schemas.microsoft.com/office/word/2010/wordprocessingGroup" xmlns:wpi="http://schemas.microsoft.com/office/word/2010/wordprocessingInk" xmlns:wne="http://schemas.microsoft.com/office/word/2006/wordml" xmlns:wps="http://schemas.microsoft.com/office/word/2010/wordprocessingShape" mc:Ignorable="w14 w15 w16se w16cid w16 w16cex w16sdtdh w16sdtfl w16du wp14">
   <w:p>
     <w:pPr>
       <w:pStyle w:val="Footer"/>
@@ -10044,7 +10794,6 @@
         <w:dataBinding w:prefixMappings="xmlns:ns0='http://purl.org/dc/elements/1.1/' xmlns:ns1='http://schemas.openxmlformats.org/package/2006/metadata/core-properties' " w:xpath="/ns1:coreProperties[1]/ns0:description[1]" w:storeItemID="{6C3C8BC8-F283-45AE-878A-BAB7291924A1}"/>
         <w:text w:multiLine="1"/>
       </w:sdtPr>
-      <w:sdtEndPr/>
       <w:sdtContent>
         <w:r>
           <w:t>2019</w:t>
@@ -10182,7 +10931,7 @@
 </file>
 
 <file path=word/footer2.xml><?xml version="1.0" encoding="utf-8"?>
-<w:ftr xmlns:wpc="http://schemas.microsoft.com/office/word/2010/wordprocessingCanvas" xmlns:cx="http://schemas.microsoft.com/office/drawing/2014/chartex" xmlns:cx1="http://schemas.microsoft.com/office/drawing/2015/9/8/chartex" xmlns:cx2="http://schemas.microsoft.com/office/drawing/2015/10/21/chartex" xmlns:cx3="http://schemas.microsoft.com/office/drawing/2016/5/9/chartex" xmlns:cx4="http://schemas.microsoft.com/office/drawing/2016/5/10/chartex" xmlns:cx5="http://schemas.microsoft.com/office/drawing/2016/5/11/chartex" xmlns:cx6="http://schemas.microsoft.com/office/drawing/2016/5/12/chartex" xmlns:cx7="http://schemas.microsoft.com/office/drawing/2016/5/13/chartex" xmlns:cx8="http://schemas.microsoft.com/office/drawing/2016/5/14/chartex" xmlns:mc="http://schemas.openxmlformats.org/markup-compatibility/2006" xmlns:aink="http://schemas.microsoft.com/office/drawing/2016/ink" xmlns:am3d="http://schemas.microsoft.com/office/drawing/2017/model3d" xmlns:o="urn:schemas-microsoft-com:office:office" xmlns:r="http://schemas.openxmlformats.org/officeDocument/2006/relationships" xmlns:m="http://schemas.openxmlformats.org/officeDocument/2006/math" xmlns:v="urn:schemas-microsoft-com:vml" xmlns:wp14="http://schemas.microsoft.com/office/word/2010/wordprocessingDrawing" xmlns:wp="http://schemas.openxmlformats.org/drawingml/2006/wordprocessingDrawing" xmlns:w10="urn:schemas-microsoft-com:office:word" xmlns:w="http://schemas.openxmlformats.org/wordprocessingml/2006/main" xmlns:w14="http://schemas.microsoft.com/office/word/2010/wordml" xmlns:w15="http://schemas.microsoft.com/office/word/2012/wordml" xmlns:w16cex="http://schemas.microsoft.com/office/word/2018/wordml/cex" xmlns:w16cid="http://schemas.microsoft.com/office/word/2016/wordml/cid" xmlns:w16="http://schemas.microsoft.com/office/word/2018/wordml" xmlns:w16se="http://schemas.microsoft.com/office/word/2015/wordml/symex" xmlns:wpg="http://schemas.microsoft.com/office/word/2010/wordprocessingGroup" xmlns:wpi="http://schemas.microsoft.com/office/word/2010/wordprocessingInk" xmlns:wne="http://schemas.microsoft.com/office/word/2006/wordml" xmlns:wps="http://schemas.microsoft.com/office/word/2010/wordprocessingShape" mc:Ignorable="w14 w15 w16se w16cid w16 w16cex wp14">
+<w:ftr xmlns:wpc="http://schemas.microsoft.com/office/word/2010/wordprocessingCanvas" xmlns:cx="http://schemas.microsoft.com/office/drawing/2014/chartex" xmlns:cx1="http://schemas.microsoft.com/office/drawing/2015/9/8/chartex" xmlns:cx2="http://schemas.microsoft.com/office/drawing/2015/10/21/chartex" xmlns:cx3="http://schemas.microsoft.com/office/drawing/2016/5/9/chartex" xmlns:cx4="http://schemas.microsoft.com/office/drawing/2016/5/10/chartex" xmlns:cx5="http://schemas.microsoft.com/office/drawing/2016/5/11/chartex" xmlns:cx6="http://schemas.microsoft.com/office/drawing/2016/5/12/chartex" xmlns:cx7="http://schemas.microsoft.com/office/drawing/2016/5/13/chartex" xmlns:cx8="http://schemas.microsoft.com/office/drawing/2016/5/14/chartex" xmlns:mc="http://schemas.openxmlformats.org/markup-compatibility/2006" xmlns:aink="http://schemas.microsoft.com/office/drawing/2016/ink" xmlns:am3d="http://schemas.microsoft.com/office/drawing/2017/model3d" xmlns:o="urn:schemas-microsoft-com:office:office" xmlns:oel="http://schemas.microsoft.com/office/2019/extlst" xmlns:r="http://schemas.openxmlformats.org/officeDocument/2006/relationships" xmlns:m="http://schemas.openxmlformats.org/officeDocument/2006/math" xmlns:v="urn:schemas-microsoft-com:vml" xmlns:wp14="http://schemas.microsoft.com/office/word/2010/wordprocessingDrawing" xmlns:wp="http://schemas.openxmlformats.org/drawingml/2006/wordprocessingDrawing" xmlns:w10="urn:schemas-microsoft-com:office:word" xmlns:w="http://schemas.openxmlformats.org/wordprocessingml/2006/main" xmlns:w14="http://schemas.microsoft.com/office/word/2010/wordml" xmlns:w15="http://schemas.microsoft.com/office/word/2012/wordml" xmlns:w16cex="http://schemas.microsoft.com/office/word/2018/wordml/cex" xmlns:w16cid="http://schemas.microsoft.com/office/word/2016/wordml/cid" xmlns:w16="http://schemas.microsoft.com/office/word/2018/wordml" xmlns:w16du="http://schemas.microsoft.com/office/word/2023/wordml/word16du" xmlns:w16sdtdh="http://schemas.microsoft.com/office/word/2020/wordml/sdtdatahash" xmlns:w16sdtfl="http://schemas.microsoft.com/office/word/2024/wordml/sdtformatlock" xmlns:w16se="http://schemas.microsoft.com/office/word/2015/wordml/symex" xmlns:wpg="http://schemas.microsoft.com/office/word/2010/wordprocessingGroup" xmlns:wpi="http://schemas.microsoft.com/office/word/2010/wordprocessingInk" xmlns:wne="http://schemas.microsoft.com/office/word/2006/wordml" xmlns:wps="http://schemas.microsoft.com/office/word/2010/wordprocessingShape" mc:Ignorable="w14 w15 w16se w16cid w16 w16cex w16sdtdh w16sdtfl w16du wp14">
   <w:p>
     <w:pPr>
       <w:pStyle w:val="Footer"/>
@@ -10204,7 +10953,6 @@
         <w:dataBinding w:prefixMappings="xmlns:ns0='http://purl.org/dc/elements/1.1/' xmlns:ns1='http://schemas.openxmlformats.org/package/2006/metadata/core-properties' " w:xpath="/ns1:coreProperties[1]/ns0:description[1]" w:storeItemID="{6C3C8BC8-F283-45AE-878A-BAB7291924A1}"/>
         <w:text w:multiLine="1"/>
       </w:sdtPr>
-      <w:sdtEndPr/>
       <w:sdtContent>
         <w:r>
           <w:t>2019</w:t>
@@ -10342,7 +11090,7 @@
 </file>
 
 <file path=word/footnotes.xml><?xml version="1.0" encoding="utf-8"?>
-<w:footnotes xmlns:wpc="http://schemas.microsoft.com/office/word/2010/wordprocessingCanvas" xmlns:cx="http://schemas.microsoft.com/office/drawing/2014/chartex" xmlns:cx1="http://schemas.microsoft.com/office/drawing/2015/9/8/chartex" xmlns:cx2="http://schemas.microsoft.com/office/drawing/2015/10/21/chartex" xmlns:cx3="http://schemas.microsoft.com/office/drawing/2016/5/9/chartex" xmlns:cx4="http://schemas.microsoft.com/office/drawing/2016/5/10/chartex" xmlns:cx5="http://schemas.microsoft.com/office/drawing/2016/5/11/chartex" xmlns:cx6="http://schemas.microsoft.com/office/drawing/2016/5/12/chartex" xmlns:cx7="http://schemas.microsoft.com/office/drawing/2016/5/13/chartex" xmlns:cx8="http://schemas.microsoft.com/office/drawing/2016/5/14/chartex" xmlns:mc="http://schemas.openxmlformats.org/markup-compatibility/2006" xmlns:aink="http://schemas.microsoft.com/office/drawing/2016/ink" xmlns:am3d="http://schemas.microsoft.com/office/drawing/2017/model3d" xmlns:o="urn:schemas-microsoft-com:office:office" xmlns:r="http://schemas.openxmlformats.org/officeDocument/2006/relationships" xmlns:m="http://schemas.openxmlformats.org/officeDocument/2006/math" xmlns:v="urn:schemas-microsoft-com:vml" xmlns:wp14="http://schemas.microsoft.com/office/word/2010/wordprocessingDrawing" xmlns:wp="http://schemas.openxmlformats.org/drawingml/2006/wordprocessingDrawing" xmlns:w10="urn:schemas-microsoft-com:office:word" xmlns:w="http://schemas.openxmlformats.org/wordprocessingml/2006/main" xmlns:w14="http://schemas.microsoft.com/office/word/2010/wordml" xmlns:w15="http://schemas.microsoft.com/office/word/2012/wordml" xmlns:w16cex="http://schemas.microsoft.com/office/word/2018/wordml/cex" xmlns:w16cid="http://schemas.microsoft.com/office/word/2016/wordml/cid" xmlns:w16="http://schemas.microsoft.com/office/word/2018/wordml" xmlns:w16se="http://schemas.microsoft.com/office/word/2015/wordml/symex" xmlns:wpg="http://schemas.microsoft.com/office/word/2010/wordprocessingGroup" xmlns:wpi="http://schemas.microsoft.com/office/word/2010/wordprocessingInk" xmlns:wne="http://schemas.microsoft.com/office/word/2006/wordml" xmlns:wps="http://schemas.microsoft.com/office/word/2010/wordprocessingShape" mc:Ignorable="w14 w15 w16se w16cid w16 w16cex wp14">
+<w:footnotes xmlns:wpc="http://schemas.microsoft.com/office/word/2010/wordprocessingCanvas" xmlns:cx="http://schemas.microsoft.com/office/drawing/2014/chartex" xmlns:cx1="http://schemas.microsoft.com/office/drawing/2015/9/8/chartex" xmlns:cx2="http://schemas.microsoft.com/office/drawing/2015/10/21/chartex" xmlns:cx3="http://schemas.microsoft.com/office/drawing/2016/5/9/chartex" xmlns:cx4="http://schemas.microsoft.com/office/drawing/2016/5/10/chartex" xmlns:cx5="http://schemas.microsoft.com/office/drawing/2016/5/11/chartex" xmlns:cx6="http://schemas.microsoft.com/office/drawing/2016/5/12/chartex" xmlns:cx7="http://schemas.microsoft.com/office/drawing/2016/5/13/chartex" xmlns:cx8="http://schemas.microsoft.com/office/drawing/2016/5/14/chartex" xmlns:mc="http://schemas.openxmlformats.org/markup-compatibility/2006" xmlns:aink="http://schemas.microsoft.com/office/drawing/2016/ink" xmlns:am3d="http://schemas.microsoft.com/office/drawing/2017/model3d" xmlns:o="urn:schemas-microsoft-com:office:office" xmlns:oel="http://schemas.microsoft.com/office/2019/extlst" xmlns:r="http://schemas.openxmlformats.org/officeDocument/2006/relationships" xmlns:m="http://schemas.openxmlformats.org/officeDocument/2006/math" xmlns:v="urn:schemas-microsoft-com:vml" xmlns:wp14="http://schemas.microsoft.com/office/word/2010/wordprocessingDrawing" xmlns:wp="http://schemas.openxmlformats.org/drawingml/2006/wordprocessingDrawing" xmlns:w10="urn:schemas-microsoft-com:office:word" xmlns:w="http://schemas.openxmlformats.org/wordprocessingml/2006/main" xmlns:w14="http://schemas.microsoft.com/office/word/2010/wordml" xmlns:w15="http://schemas.microsoft.com/office/word/2012/wordml" xmlns:w16cex="http://schemas.microsoft.com/office/word/2018/wordml/cex" xmlns:w16cid="http://schemas.microsoft.com/office/word/2016/wordml/cid" xmlns:w16="http://schemas.microsoft.com/office/word/2018/wordml" xmlns:w16du="http://schemas.microsoft.com/office/word/2023/wordml/word16du" xmlns:w16sdtdh="http://schemas.microsoft.com/office/word/2020/wordml/sdtdatahash" xmlns:w16sdtfl="http://schemas.microsoft.com/office/word/2024/wordml/sdtformatlock" xmlns:w16se="http://schemas.microsoft.com/office/word/2015/wordml/symex" xmlns:wpg="http://schemas.microsoft.com/office/word/2010/wordprocessingGroup" xmlns:wpi="http://schemas.microsoft.com/office/word/2010/wordprocessingInk" xmlns:wne="http://schemas.microsoft.com/office/word/2006/wordml" xmlns:wps="http://schemas.microsoft.com/office/word/2010/wordprocessingShape" mc:Ignorable="w14 w15 w16se w16cid w16 w16cex w16sdtdh w16sdtfl w16du wp14">
   <w:footnote w:type="separator" w:id="-1">
     <w:p>
       <w:pPr>
@@ -10369,7 +11117,7 @@
 </file>
 
 <file path=word/header1.xml><?xml version="1.0" encoding="utf-8"?>
-<w:hdr xmlns:wpc="http://schemas.microsoft.com/office/word/2010/wordprocessingCanvas" xmlns:cx="http://schemas.microsoft.com/office/drawing/2014/chartex" xmlns:cx1="http://schemas.microsoft.com/office/drawing/2015/9/8/chartex" xmlns:cx2="http://schemas.microsoft.com/office/drawing/2015/10/21/chartex" xmlns:cx3="http://schemas.microsoft.com/office/drawing/2016/5/9/chartex" xmlns:cx4="http://schemas.microsoft.com/office/drawing/2016/5/10/chartex" xmlns:cx5="http://schemas.microsoft.com/office/drawing/2016/5/11/chartex" xmlns:cx6="http://schemas.microsoft.com/office/drawing/2016/5/12/chartex" xmlns:cx7="http://schemas.microsoft.com/office/drawing/2016/5/13/chartex" xmlns:cx8="http://schemas.microsoft.com/office/drawing/2016/5/14/chartex" xmlns:mc="http://schemas.openxmlformats.org/markup-compatibility/2006" xmlns:aink="http://schemas.microsoft.com/office/drawing/2016/ink" xmlns:am3d="http://schemas.microsoft.com/office/drawing/2017/model3d" xmlns:o="urn:schemas-microsoft-com:office:office" xmlns:r="http://schemas.openxmlformats.org/officeDocument/2006/relationships" xmlns:m="http://schemas.openxmlformats.org/officeDocument/2006/math" xmlns:v="urn:schemas-microsoft-com:vml" xmlns:wp14="http://schemas.microsoft.com/office/word/2010/wordprocessingDrawing" xmlns:wp="http://schemas.openxmlformats.org/drawingml/2006/wordprocessingDrawing" xmlns:w10="urn:schemas-microsoft-com:office:word" xmlns:w="http://schemas.openxmlformats.org/wordprocessingml/2006/main" xmlns:w14="http://schemas.microsoft.com/office/word/2010/wordml" xmlns:w15="http://schemas.microsoft.com/office/word/2012/wordml" xmlns:w16cex="http://schemas.microsoft.com/office/word/2018/wordml/cex" xmlns:w16cid="http://schemas.microsoft.com/office/word/2016/wordml/cid" xmlns:w16="http://schemas.microsoft.com/office/word/2018/wordml" xmlns:w16se="http://schemas.microsoft.com/office/word/2015/wordml/symex" xmlns:wpg="http://schemas.microsoft.com/office/word/2010/wordprocessingGroup" xmlns:wpi="http://schemas.microsoft.com/office/word/2010/wordprocessingInk" xmlns:wne="http://schemas.microsoft.com/office/word/2006/wordml" xmlns:wps="http://schemas.microsoft.com/office/word/2010/wordprocessingShape" mc:Ignorable="w14 w15 w16se w16cid w16 w16cex wp14">
+<w:hdr xmlns:wpc="http://schemas.microsoft.com/office/word/2010/wordprocessingCanvas" xmlns:cx="http://schemas.microsoft.com/office/drawing/2014/chartex" xmlns:cx1="http://schemas.microsoft.com/office/drawing/2015/9/8/chartex" xmlns:cx2="http://schemas.microsoft.com/office/drawing/2015/10/21/chartex" xmlns:cx3="http://schemas.microsoft.com/office/drawing/2016/5/9/chartex" xmlns:cx4="http://schemas.microsoft.com/office/drawing/2016/5/10/chartex" xmlns:cx5="http://schemas.microsoft.com/office/drawing/2016/5/11/chartex" xmlns:cx6="http://schemas.microsoft.com/office/drawing/2016/5/12/chartex" xmlns:cx7="http://schemas.microsoft.com/office/drawing/2016/5/13/chartex" xmlns:cx8="http://schemas.microsoft.com/office/drawing/2016/5/14/chartex" xmlns:mc="http://schemas.openxmlformats.org/markup-compatibility/2006" xmlns:aink="http://schemas.microsoft.com/office/drawing/2016/ink" xmlns:am3d="http://schemas.microsoft.com/office/drawing/2017/model3d" xmlns:o="urn:schemas-microsoft-com:office:office" xmlns:oel="http://schemas.microsoft.com/office/2019/extlst" xmlns:r="http://schemas.openxmlformats.org/officeDocument/2006/relationships" xmlns:m="http://schemas.openxmlformats.org/officeDocument/2006/math" xmlns:v="urn:schemas-microsoft-com:vml" xmlns:wp14="http://schemas.microsoft.com/office/word/2010/wordprocessingDrawing" xmlns:wp="http://schemas.openxmlformats.org/drawingml/2006/wordprocessingDrawing" xmlns:w10="urn:schemas-microsoft-com:office:word" xmlns:w="http://schemas.openxmlformats.org/wordprocessingml/2006/main" xmlns:w14="http://schemas.microsoft.com/office/word/2010/wordml" xmlns:w15="http://schemas.microsoft.com/office/word/2012/wordml" xmlns:w16cex="http://schemas.microsoft.com/office/word/2018/wordml/cex" xmlns:w16cid="http://schemas.microsoft.com/office/word/2016/wordml/cid" xmlns:w16="http://schemas.microsoft.com/office/word/2018/wordml" xmlns:w16du="http://schemas.microsoft.com/office/word/2023/wordml/word16du" xmlns:w16sdtdh="http://schemas.microsoft.com/office/word/2020/wordml/sdtdatahash" xmlns:w16sdtfl="http://schemas.microsoft.com/office/word/2024/wordml/sdtformatlock" xmlns:w16se="http://schemas.microsoft.com/office/word/2015/wordml/symex" xmlns:wpg="http://schemas.microsoft.com/office/word/2010/wordprocessingGroup" xmlns:wpi="http://schemas.microsoft.com/office/word/2010/wordprocessingInk" xmlns:wne="http://schemas.microsoft.com/office/word/2006/wordml" xmlns:wps="http://schemas.microsoft.com/office/word/2010/wordprocessingShape" mc:Ignorable="w14 w15 w16se w16cid w16 w16cex w16sdtdh w16sdtfl w16du wp14">
   <w:sdt>
     <w:sdtPr>
       <w:alias w:val="Title"/>
@@ -10381,15 +11129,27 @@
       <w:dataBinding w:prefixMappings="xmlns:ns0='http://purl.org/dc/elements/1.1/' xmlns:ns1='http://schemas.openxmlformats.org/package/2006/metadata/core-properties' " w:xpath="/ns1:coreProperties[1]/ns0:title[1]" w:storeItemID="{6C3C8BC8-F283-45AE-878A-BAB7291924A1}"/>
       <w:text/>
     </w:sdtPr>
-    <w:sdtEndPr/>
     <w:sdtContent>
       <w:p>
         <w:pPr>
           <w:pStyle w:val="PageHead"/>
         </w:pPr>
         <w:r>
-          <w:t>Lab - Configure ASA Basic Settings and Firewall Using ASDM</w:t>
+          <w:t xml:space="preserve">Lab - Configure ASA Basic Settings and Firewall Using ASDM     </w:t>
         </w:r>
+        <w:proofErr w:type="gramStart"/>
+        <w:r>
+          <w:t xml:space="preserve">   (</w:t>
+        </w:r>
+        <w:proofErr w:type="gramEnd"/>
+        <w:r>
+          <w:t xml:space="preserve"> THY </w:t>
+        </w:r>
+        <w:proofErr w:type="gramStart"/>
+        <w:r>
+          <w:t>DAYUTH )</w:t>
+        </w:r>
+        <w:proofErr w:type="gramEnd"/>
       </w:p>
     </w:sdtContent>
   </w:sdt>
@@ -10397,7 +11157,7 @@
 </file>
 
 <file path=word/header2.xml><?xml version="1.0" encoding="utf-8"?>
-<w:hdr xmlns:wpc="http://schemas.microsoft.com/office/word/2010/wordprocessingCanvas" xmlns:cx="http://schemas.microsoft.com/office/drawing/2014/chartex" xmlns:cx1="http://schemas.microsoft.com/office/drawing/2015/9/8/chartex" xmlns:cx2="http://schemas.microsoft.com/office/drawing/2015/10/21/chartex" xmlns:cx3="http://schemas.microsoft.com/office/drawing/2016/5/9/chartex" xmlns:cx4="http://schemas.microsoft.com/office/drawing/2016/5/10/chartex" xmlns:cx5="http://schemas.microsoft.com/office/drawing/2016/5/11/chartex" xmlns:cx6="http://schemas.microsoft.com/office/drawing/2016/5/12/chartex" xmlns:cx7="http://schemas.microsoft.com/office/drawing/2016/5/13/chartex" xmlns:cx8="http://schemas.microsoft.com/office/drawing/2016/5/14/chartex" xmlns:mc="http://schemas.openxmlformats.org/markup-compatibility/2006" xmlns:aink="http://schemas.microsoft.com/office/drawing/2016/ink" xmlns:am3d="http://schemas.microsoft.com/office/drawing/2017/model3d" xmlns:o="urn:schemas-microsoft-com:office:office" xmlns:r="http://schemas.openxmlformats.org/officeDocument/2006/relationships" xmlns:m="http://schemas.openxmlformats.org/officeDocument/2006/math" xmlns:v="urn:schemas-microsoft-com:vml" xmlns:wp14="http://schemas.microsoft.com/office/word/2010/wordprocessingDrawing" xmlns:wp="http://schemas.openxmlformats.org/drawingml/2006/wordprocessingDrawing" xmlns:w10="urn:schemas-microsoft-com:office:word" xmlns:w="http://schemas.openxmlformats.org/wordprocessingml/2006/main" xmlns:w14="http://schemas.microsoft.com/office/word/2010/wordml" xmlns:w15="http://schemas.microsoft.com/office/word/2012/wordml" xmlns:w16cex="http://schemas.microsoft.com/office/word/2018/wordml/cex" xmlns:w16cid="http://schemas.microsoft.com/office/word/2016/wordml/cid" xmlns:w16="http://schemas.microsoft.com/office/word/2018/wordml" xmlns:w16se="http://schemas.microsoft.com/office/word/2015/wordml/symex" xmlns:wpg="http://schemas.microsoft.com/office/word/2010/wordprocessingGroup" xmlns:wpi="http://schemas.microsoft.com/office/word/2010/wordprocessingInk" xmlns:wne="http://schemas.microsoft.com/office/word/2006/wordml" xmlns:wps="http://schemas.microsoft.com/office/word/2010/wordprocessingShape" mc:Ignorable="w14 w15 w16se w16cid w16 w16cex wp14">
+<w:hdr xmlns:wpc="http://schemas.microsoft.com/office/word/2010/wordprocessingCanvas" xmlns:cx="http://schemas.microsoft.com/office/drawing/2014/chartex" xmlns:cx1="http://schemas.microsoft.com/office/drawing/2015/9/8/chartex" xmlns:cx2="http://schemas.microsoft.com/office/drawing/2015/10/21/chartex" xmlns:cx3="http://schemas.microsoft.com/office/drawing/2016/5/9/chartex" xmlns:cx4="http://schemas.microsoft.com/office/drawing/2016/5/10/chartex" xmlns:cx5="http://schemas.microsoft.com/office/drawing/2016/5/11/chartex" xmlns:cx6="http://schemas.microsoft.com/office/drawing/2016/5/12/chartex" xmlns:cx7="http://schemas.microsoft.com/office/drawing/2016/5/13/chartex" xmlns:cx8="http://schemas.microsoft.com/office/drawing/2016/5/14/chartex" xmlns:mc="http://schemas.openxmlformats.org/markup-compatibility/2006" xmlns:aink="http://schemas.microsoft.com/office/drawing/2016/ink" xmlns:am3d="http://schemas.microsoft.com/office/drawing/2017/model3d" xmlns:o="urn:schemas-microsoft-com:office:office" xmlns:oel="http://schemas.microsoft.com/office/2019/extlst" xmlns:r="http://schemas.openxmlformats.org/officeDocument/2006/relationships" xmlns:m="http://schemas.openxmlformats.org/officeDocument/2006/math" xmlns:v="urn:schemas-microsoft-com:vml" xmlns:wp14="http://schemas.microsoft.com/office/word/2010/wordprocessingDrawing" xmlns:wp="http://schemas.openxmlformats.org/drawingml/2006/wordprocessingDrawing" xmlns:w10="urn:schemas-microsoft-com:office:word" xmlns:w="http://schemas.openxmlformats.org/wordprocessingml/2006/main" xmlns:w14="http://schemas.microsoft.com/office/word/2010/wordml" xmlns:w15="http://schemas.microsoft.com/office/word/2012/wordml" xmlns:w16cex="http://schemas.microsoft.com/office/word/2018/wordml/cex" xmlns:w16cid="http://schemas.microsoft.com/office/word/2016/wordml/cid" xmlns:w16="http://schemas.microsoft.com/office/word/2018/wordml" xmlns:w16du="http://schemas.microsoft.com/office/word/2023/wordml/word16du" xmlns:w16sdtdh="http://schemas.microsoft.com/office/word/2020/wordml/sdtdatahash" xmlns:w16sdtfl="http://schemas.microsoft.com/office/word/2024/wordml/sdtformatlock" xmlns:w16se="http://schemas.microsoft.com/office/word/2015/wordml/symex" xmlns:wpg="http://schemas.microsoft.com/office/word/2010/wordprocessingGroup" xmlns:wpi="http://schemas.microsoft.com/office/word/2010/wordprocessingInk" xmlns:wne="http://schemas.microsoft.com/office/word/2006/wordml" xmlns:wps="http://schemas.microsoft.com/office/word/2010/wordprocessingShape" mc:Ignorable="w14 w15 w16se w16cid w16 w16cex w16sdtdh w16sdtfl w16du wp14">
   <w:p>
     <w:pPr>
       <w:ind w:left="-288"/>
@@ -10460,7 +11220,7 @@
 </file>
 
 <file path=word/numbering.xml><?xml version="1.0" encoding="utf-8"?>
-<w:numbering xmlns:wpc="http://schemas.microsoft.com/office/word/2010/wordprocessingCanvas" xmlns:cx="http://schemas.microsoft.com/office/drawing/2014/chartex" xmlns:cx1="http://schemas.microsoft.com/office/drawing/2015/9/8/chartex" xmlns:cx2="http://schemas.microsoft.com/office/drawing/2015/10/21/chartex" xmlns:cx3="http://schemas.microsoft.com/office/drawing/2016/5/9/chartex" xmlns:cx4="http://schemas.microsoft.com/office/drawing/2016/5/10/chartex" xmlns:cx5="http://schemas.microsoft.com/office/drawing/2016/5/11/chartex" xmlns:cx6="http://schemas.microsoft.com/office/drawing/2016/5/12/chartex" xmlns:cx7="http://schemas.microsoft.com/office/drawing/2016/5/13/chartex" xmlns:cx8="http://schemas.microsoft.com/office/drawing/2016/5/14/chartex" xmlns:mc="http://schemas.openxmlformats.org/markup-compatibility/2006" xmlns:aink="http://schemas.microsoft.com/office/drawing/2016/ink" xmlns:am3d="http://schemas.microsoft.com/office/drawing/2017/model3d" xmlns:o="urn:schemas-microsoft-com:office:office" xmlns:r="http://schemas.openxmlformats.org/officeDocument/2006/relationships" xmlns:m="http://schemas.openxmlformats.org/officeDocument/2006/math" xmlns:v="urn:schemas-microsoft-com:vml" xmlns:wp14="http://schemas.microsoft.com/office/word/2010/wordprocessingDrawing" xmlns:wp="http://schemas.openxmlformats.org/drawingml/2006/wordprocessingDrawing" xmlns:w10="urn:schemas-microsoft-com:office:word" xmlns:w="http://schemas.openxmlformats.org/wordprocessingml/2006/main" xmlns:w14="http://schemas.microsoft.com/office/word/2010/wordml" xmlns:w15="http://schemas.microsoft.com/office/word/2012/wordml" xmlns:w16cex="http://schemas.microsoft.com/office/word/2018/wordml/cex" xmlns:w16cid="http://schemas.microsoft.com/office/word/2016/wordml/cid" xmlns:w16="http://schemas.microsoft.com/office/word/2018/wordml" xmlns:w16se="http://schemas.microsoft.com/office/word/2015/wordml/symex" xmlns:wpg="http://schemas.microsoft.com/office/word/2010/wordprocessingGroup" xmlns:wpi="http://schemas.microsoft.com/office/word/2010/wordprocessingInk" xmlns:wne="http://schemas.microsoft.com/office/word/2006/wordml" xmlns:wps="http://schemas.microsoft.com/office/word/2010/wordprocessingShape" mc:Ignorable="w14 w15 w16se w16cid w16 w16cex wp14">
+<w:numbering xmlns:wpc="http://schemas.microsoft.com/office/word/2010/wordprocessingCanvas" xmlns:cx="http://schemas.microsoft.com/office/drawing/2014/chartex" xmlns:cx1="http://schemas.microsoft.com/office/drawing/2015/9/8/chartex" xmlns:cx2="http://schemas.microsoft.com/office/drawing/2015/10/21/chartex" xmlns:cx3="http://schemas.microsoft.com/office/drawing/2016/5/9/chartex" xmlns:cx4="http://schemas.microsoft.com/office/drawing/2016/5/10/chartex" xmlns:cx5="http://schemas.microsoft.com/office/drawing/2016/5/11/chartex" xmlns:cx6="http://schemas.microsoft.com/office/drawing/2016/5/12/chartex" xmlns:cx7="http://schemas.microsoft.com/office/drawing/2016/5/13/chartex" xmlns:cx8="http://schemas.microsoft.com/office/drawing/2016/5/14/chartex" xmlns:mc="http://schemas.openxmlformats.org/markup-compatibility/2006" xmlns:aink="http://schemas.microsoft.com/office/drawing/2016/ink" xmlns:am3d="http://schemas.microsoft.com/office/drawing/2017/model3d" xmlns:o="urn:schemas-microsoft-com:office:office" xmlns:oel="http://schemas.microsoft.com/office/2019/extlst" xmlns:r="http://schemas.openxmlformats.org/officeDocument/2006/relationships" xmlns:m="http://schemas.openxmlformats.org/officeDocument/2006/math" xmlns:v="urn:schemas-microsoft-com:vml" xmlns:wp14="http://schemas.microsoft.com/office/word/2010/wordprocessingDrawing" xmlns:wp="http://schemas.openxmlformats.org/drawingml/2006/wordprocessingDrawing" xmlns:w10="urn:schemas-microsoft-com:office:word" xmlns:w="http://schemas.openxmlformats.org/wordprocessingml/2006/main" xmlns:w14="http://schemas.microsoft.com/office/word/2010/wordml" xmlns:w15="http://schemas.microsoft.com/office/word/2012/wordml" xmlns:w16cex="http://schemas.microsoft.com/office/word/2018/wordml/cex" xmlns:w16cid="http://schemas.microsoft.com/office/word/2016/wordml/cid" xmlns:w16="http://schemas.microsoft.com/office/word/2018/wordml" xmlns:w16du="http://schemas.microsoft.com/office/word/2023/wordml/word16du" xmlns:w16sdtdh="http://schemas.microsoft.com/office/word/2020/wordml/sdtdatahash" xmlns:w16sdtfl="http://schemas.microsoft.com/office/word/2024/wordml/sdtformatlock" xmlns:w16se="http://schemas.microsoft.com/office/word/2015/wordml/symex" xmlns:wpg="http://schemas.microsoft.com/office/word/2010/wordprocessingGroup" xmlns:wpi="http://schemas.microsoft.com/office/word/2010/wordprocessingInk" xmlns:wne="http://schemas.microsoft.com/office/word/2006/wordml" xmlns:wps="http://schemas.microsoft.com/office/word/2010/wordprocessingShape" mc:Ignorable="w14 w15 w16se w16cid w16 w16cex w16sdtdh w16sdtfl w16du wp14">
   <w:abstractNum w:abstractNumId="0" w15:restartNumberingAfterBreak="0">
     <w:nsid w:val="04B70C52"/>
     <w:multiLevelType w:val="hybridMultilevel"/>
@@ -11807,7 +12567,7 @@
       </w:rPr>
     </w:lvl>
   </w:abstractNum>
-  <w:num w:numId="1">
+  <w:num w:numId="1" w16cid:durableId="824394956">
     <w:abstractNumId w:val="9"/>
     <w:lvlOverride w:ilvl="0">
       <w:lvl w:ilvl="0">
@@ -11827,7 +12587,7 @@
       </w:lvl>
     </w:lvlOverride>
   </w:num>
-  <w:num w:numId="2">
+  <w:num w:numId="2" w16cid:durableId="842746093">
     <w:abstractNumId w:val="3"/>
     <w:lvlOverride w:ilvl="0">
       <w:lvl w:ilvl="0">
@@ -11966,10 +12726,10 @@
       </w:lvl>
     </w:lvlOverride>
   </w:num>
-  <w:num w:numId="3">
+  <w:num w:numId="3" w16cid:durableId="226915931">
     <w:abstractNumId w:val="5"/>
   </w:num>
-  <w:num w:numId="4">
+  <w:num w:numId="4" w16cid:durableId="617301027">
     <w:abstractNumId w:val="3"/>
     <w:lvlOverride w:ilvl="0">
       <w:startOverride w:val="1"/>
@@ -12117,16 +12877,16 @@
       </w:lvl>
     </w:lvlOverride>
   </w:num>
-  <w:num w:numId="5">
+  <w:num w:numId="5" w16cid:durableId="2065327816">
     <w:abstractNumId w:val="3"/>
   </w:num>
-  <w:num w:numId="6">
+  <w:num w:numId="6" w16cid:durableId="1750076420">
     <w:abstractNumId w:val="0"/>
   </w:num>
-  <w:num w:numId="7">
+  <w:num w:numId="7" w16cid:durableId="667171867">
     <w:abstractNumId w:val="1"/>
   </w:num>
-  <w:num w:numId="8">
+  <w:num w:numId="8" w16cid:durableId="300959513">
     <w:abstractNumId w:val="7"/>
     <w:lvlOverride w:ilvl="0">
       <w:lvl w:ilvl="0">
@@ -12146,13 +12906,13 @@
       </w:lvl>
     </w:lvlOverride>
   </w:num>
-  <w:num w:numId="9">
+  <w:num w:numId="9" w16cid:durableId="2047485572">
     <w:abstractNumId w:val="3"/>
   </w:num>
-  <w:num w:numId="10">
+  <w:num w:numId="10" w16cid:durableId="1222014752">
     <w:abstractNumId w:val="10"/>
   </w:num>
-  <w:num w:numId="11">
+  <w:num w:numId="11" w16cid:durableId="2147042394">
     <w:abstractNumId w:val="10"/>
     <w:lvlOverride w:ilvl="0">
       <w:startOverride w:val="1"/>
@@ -12182,16 +12942,16 @@
       <w:startOverride w:val="1"/>
     </w:lvlOverride>
   </w:num>
-  <w:num w:numId="12">
+  <w:num w:numId="12" w16cid:durableId="1775437614">
     <w:abstractNumId w:val="4"/>
   </w:num>
-  <w:num w:numId="13">
+  <w:num w:numId="13" w16cid:durableId="727921696">
     <w:abstractNumId w:val="9"/>
   </w:num>
-  <w:num w:numId="14">
+  <w:num w:numId="14" w16cid:durableId="755517163">
     <w:abstractNumId w:val="8"/>
   </w:num>
-  <w:num w:numId="15">
+  <w:num w:numId="15" w16cid:durableId="1654286207">
     <w:abstractNumId w:val="6"/>
     <w:lvlOverride w:ilvl="0">
       <w:lvl w:ilvl="0">
@@ -12329,16 +13089,16 @@
       </w:lvl>
     </w:lvlOverride>
   </w:num>
-  <w:num w:numId="16">
+  <w:num w:numId="16" w16cid:durableId="342247639">
     <w:abstractNumId w:val="6"/>
   </w:num>
-  <w:num w:numId="17">
+  <w:num w:numId="17" w16cid:durableId="1631394994">
     <w:abstractNumId w:val="2"/>
   </w:num>
-  <w:num w:numId="18">
+  <w:num w:numId="18" w16cid:durableId="642387822">
     <w:abstractNumId w:val="6"/>
   </w:num>
-  <w:num w:numId="19">
+  <w:num w:numId="19" w16cid:durableId="475494587">
     <w:abstractNumId w:val="6"/>
     <w:lvlOverride w:ilvl="0">
       <w:lvl w:ilvl="0">
@@ -12477,7 +13237,7 @@
       </w:lvl>
     </w:lvlOverride>
   </w:num>
-  <w:num w:numId="20">
+  <w:num w:numId="20" w16cid:durableId="441993164">
     <w:abstractNumId w:val="6"/>
     <w:lvlOverride w:ilvl="0">
       <w:startOverride w:val="1"/>
@@ -12624,7 +13384,7 @@
       </w:lvl>
     </w:lvlOverride>
   </w:num>
-  <w:num w:numId="21">
+  <w:num w:numId="21" w16cid:durableId="1442988172">
     <w:abstractNumId w:val="6"/>
     <w:lvlOverride w:ilvl="0">
       <w:startOverride w:val="1"/>
@@ -12771,7 +13531,7 @@
       </w:lvl>
     </w:lvlOverride>
   </w:num>
-  <w:num w:numId="22">
+  <w:num w:numId="22" w16cid:durableId="1943801386">
     <w:abstractNumId w:val="6"/>
     <w:lvlOverride w:ilvl="0">
       <w:lvl w:ilvl="0">
@@ -12909,7 +13669,7 @@
       </w:lvl>
     </w:lvlOverride>
   </w:num>
-  <w:num w:numId="23">
+  <w:num w:numId="23" w16cid:durableId="142475913">
     <w:abstractNumId w:val="6"/>
     <w:lvlOverride w:ilvl="0">
       <w:lvl w:ilvl="0">
@@ -13047,7 +13807,7 @@
       </w:lvl>
     </w:lvlOverride>
   </w:num>
-  <w:num w:numId="24">
+  <w:num w:numId="24" w16cid:durableId="1293824629">
     <w:abstractNumId w:val="6"/>
     <w:lvlOverride w:ilvl="0">
       <w:lvl w:ilvl="0">
@@ -13185,7 +13945,7 @@
       </w:lvl>
     </w:lvlOverride>
   </w:num>
-  <w:num w:numId="25">
+  <w:num w:numId="25" w16cid:durableId="82264207">
     <w:abstractNumId w:val="6"/>
     <w:lvlOverride w:ilvl="0">
       <w:lvl w:ilvl="0">
@@ -13323,7 +14083,7 @@
       </w:lvl>
     </w:lvlOverride>
   </w:num>
-  <w:num w:numId="26">
+  <w:num w:numId="26" w16cid:durableId="1722483976">
     <w:abstractNumId w:val="6"/>
     <w:lvlOverride w:ilvl="0">
       <w:lvl w:ilvl="0">
@@ -13461,7 +14221,7 @@
       </w:lvl>
     </w:lvlOverride>
   </w:num>
-  <w:num w:numId="27">
+  <w:num w:numId="27" w16cid:durableId="890196401">
     <w:abstractNumId w:val="6"/>
     <w:lvlOverride w:ilvl="0">
       <w:startOverride w:val="1"/>
@@ -13608,7 +14368,7 @@
       </w:lvl>
     </w:lvlOverride>
   </w:num>
-  <w:num w:numId="28">
+  <w:num w:numId="28" w16cid:durableId="471798023">
     <w:abstractNumId w:val="6"/>
     <w:lvlOverride w:ilvl="0">
       <w:lvl w:ilvl="0">
@@ -13746,7 +14506,7 @@
       </w:lvl>
     </w:lvlOverride>
   </w:num>
-  <w:num w:numId="29">
+  <w:num w:numId="29" w16cid:durableId="1263950942">
     <w:abstractNumId w:val="6"/>
     <w:lvlOverride w:ilvl="0">
       <w:startOverride w:val="1"/>
@@ -13893,7 +14653,7 @@
       </w:lvl>
     </w:lvlOverride>
   </w:num>
-  <w:num w:numId="30">
+  <w:num w:numId="30" w16cid:durableId="935940205">
     <w:abstractNumId w:val="6"/>
     <w:lvlOverride w:ilvl="0">
       <w:lvl w:ilvl="0">
@@ -14031,7 +14791,7 @@
       </w:lvl>
     </w:lvlOverride>
   </w:num>
-  <w:num w:numId="31">
+  <w:num w:numId="31" w16cid:durableId="943539250">
     <w:abstractNumId w:val="6"/>
     <w:lvlOverride w:ilvl="0">
       <w:lvl w:ilvl="0">
@@ -14169,7 +14929,7 @@
       </w:lvl>
     </w:lvlOverride>
   </w:num>
-  <w:num w:numId="32">
+  <w:num w:numId="32" w16cid:durableId="1775980825">
     <w:abstractNumId w:val="6"/>
     <w:lvlOverride w:ilvl="0">
       <w:startOverride w:val="1"/>
@@ -14316,7 +15076,7 @@
       </w:lvl>
     </w:lvlOverride>
   </w:num>
-  <w:num w:numId="33">
+  <w:num w:numId="33" w16cid:durableId="1680277838">
     <w:abstractNumId w:val="6"/>
     <w:lvlOverride w:ilvl="0">
       <w:startOverride w:val="1"/>
@@ -14463,7 +15223,7 @@
       </w:lvl>
     </w:lvlOverride>
   </w:num>
-  <w:num w:numId="34">
+  <w:num w:numId="34" w16cid:durableId="608969847">
     <w:abstractNumId w:val="6"/>
     <w:lvlOverride w:ilvl="0">
       <w:lvl w:ilvl="0">
@@ -14601,7 +15361,7 @@
       </w:lvl>
     </w:lvlOverride>
   </w:num>
-  <w:num w:numId="35">
+  <w:num w:numId="35" w16cid:durableId="1818573201">
     <w:abstractNumId w:val="6"/>
     <w:lvlOverride w:ilvl="0">
       <w:lvl w:ilvl="0">
@@ -14739,7 +15499,7 @@
       </w:lvl>
     </w:lvlOverride>
   </w:num>
-  <w:num w:numId="36">
+  <w:num w:numId="36" w16cid:durableId="506753156">
     <w:abstractNumId w:val="6"/>
     <w:lvlOverride w:ilvl="0">
       <w:startOverride w:val="1"/>
@@ -14886,7 +15646,7 @@
       </w:lvl>
     </w:lvlOverride>
   </w:num>
-  <w:num w:numId="37">
+  <w:num w:numId="37" w16cid:durableId="1237982027">
     <w:abstractNumId w:val="6"/>
     <w:lvlOverride w:ilvl="0">
       <w:lvl w:ilvl="0">
@@ -15029,7 +15789,7 @@
 </file>
 
 <file path=word/styles.xml><?xml version="1.0" encoding="utf-8"?>
-<w:styles xmlns:mc="http://schemas.openxmlformats.org/markup-compatibility/2006" xmlns:r="http://schemas.openxmlformats.org/officeDocument/2006/relationships" xmlns:w="http://schemas.openxmlformats.org/wordprocessingml/2006/main" xmlns:w14="http://schemas.microsoft.com/office/word/2010/wordml" xmlns:w15="http://schemas.microsoft.com/office/word/2012/wordml" xmlns:w16cex="http://schemas.microsoft.com/office/word/2018/wordml/cex" xmlns:w16cid="http://schemas.microsoft.com/office/word/2016/wordml/cid" xmlns:w16="http://schemas.microsoft.com/office/word/2018/wordml" xmlns:w16se="http://schemas.microsoft.com/office/word/2015/wordml/symex" mc:Ignorable="w14 w15 w16se w16cid w16 w16cex">
+<w:styles xmlns:mc="http://schemas.openxmlformats.org/markup-compatibility/2006" xmlns:r="http://schemas.openxmlformats.org/officeDocument/2006/relationships" xmlns:w="http://schemas.openxmlformats.org/wordprocessingml/2006/main" xmlns:w14="http://schemas.microsoft.com/office/word/2010/wordml" xmlns:w15="http://schemas.microsoft.com/office/word/2012/wordml" xmlns:w16cex="http://schemas.microsoft.com/office/word/2018/wordml/cex" xmlns:w16cid="http://schemas.microsoft.com/office/word/2016/wordml/cid" xmlns:w16="http://schemas.microsoft.com/office/word/2018/wordml" xmlns:w16du="http://schemas.microsoft.com/office/word/2023/wordml/word16du" xmlns:w16sdtdh="http://schemas.microsoft.com/office/word/2020/wordml/sdtdatahash" xmlns:w16sdtfl="http://schemas.microsoft.com/office/word/2024/wordml/sdtformatlock" xmlns:w16se="http://schemas.microsoft.com/office/word/2015/wordml/symex" mc:Ignorable="w14 w15 w16se w16cid w16 w16cex w16sdtdh w16sdtfl w16du">
   <w:docDefaults>
     <w:rPrDefault>
       <w:rPr>
@@ -15630,7 +16390,6 @@
   <w:style w:type="character" w:default="1" w:styleId="DefaultParagraphFont">
     <w:name w:val="Default Paragraph Font"/>
     <w:uiPriority w:val="1"/>
-    <w:semiHidden/>
     <w:unhideWhenUsed/>
   </w:style>
   <w:style w:type="table" w:default="1" w:styleId="TableNormal">
@@ -17328,7 +18087,7 @@
 </file>
 
 <file path=word/glossary/document.xml><?xml version="1.0" encoding="utf-8"?>
-<w:glossaryDocument xmlns:wpc="http://schemas.microsoft.com/office/word/2010/wordprocessingCanvas" xmlns:cx="http://schemas.microsoft.com/office/drawing/2014/chartex" xmlns:cx1="http://schemas.microsoft.com/office/drawing/2015/9/8/chartex" xmlns:cx2="http://schemas.microsoft.com/office/drawing/2015/10/21/chartex" xmlns:cx3="http://schemas.microsoft.com/office/drawing/2016/5/9/chartex" xmlns:cx4="http://schemas.microsoft.com/office/drawing/2016/5/10/chartex" xmlns:cx5="http://schemas.microsoft.com/office/drawing/2016/5/11/chartex" xmlns:cx6="http://schemas.microsoft.com/office/drawing/2016/5/12/chartex" xmlns:cx7="http://schemas.microsoft.com/office/drawing/2016/5/13/chartex" xmlns:cx8="http://schemas.microsoft.com/office/drawing/2016/5/14/chartex" xmlns:mc="http://schemas.openxmlformats.org/markup-compatibility/2006" xmlns:aink="http://schemas.microsoft.com/office/drawing/2016/ink" xmlns:am3d="http://schemas.microsoft.com/office/drawing/2017/model3d" xmlns:o="urn:schemas-microsoft-com:office:office" xmlns:r="http://schemas.openxmlformats.org/officeDocument/2006/relationships" xmlns:m="http://schemas.openxmlformats.org/officeDocument/2006/math" xmlns:v="urn:schemas-microsoft-com:vml" xmlns:wp14="http://schemas.microsoft.com/office/word/2010/wordprocessingDrawing" xmlns:wp="http://schemas.openxmlformats.org/drawingml/2006/wordprocessingDrawing" xmlns:w10="urn:schemas-microsoft-com:office:word" xmlns:w="http://schemas.openxmlformats.org/wordprocessingml/2006/main" xmlns:w14="http://schemas.microsoft.com/office/word/2010/wordml" xmlns:w15="http://schemas.microsoft.com/office/word/2012/wordml" xmlns:w16cex="http://schemas.microsoft.com/office/word/2018/wordml/cex" xmlns:w16cid="http://schemas.microsoft.com/office/word/2016/wordml/cid" xmlns:w16="http://schemas.microsoft.com/office/word/2018/wordml" xmlns:w16se="http://schemas.microsoft.com/office/word/2015/wordml/symex" xmlns:wpg="http://schemas.microsoft.com/office/word/2010/wordprocessingGroup" xmlns:wpi="http://schemas.microsoft.com/office/word/2010/wordprocessingInk" xmlns:wne="http://schemas.microsoft.com/office/word/2006/wordml" xmlns:wps="http://schemas.microsoft.com/office/word/2010/wordprocessingShape" mc:Ignorable="w14 w15 w16se w16cid w16 w16cex wp14">
+<w:glossaryDocument xmlns:wpc="http://schemas.microsoft.com/office/word/2010/wordprocessingCanvas" xmlns:cx="http://schemas.microsoft.com/office/drawing/2014/chartex" xmlns:cx1="http://schemas.microsoft.com/office/drawing/2015/9/8/chartex" xmlns:cx2="http://schemas.microsoft.com/office/drawing/2015/10/21/chartex" xmlns:cx3="http://schemas.microsoft.com/office/drawing/2016/5/9/chartex" xmlns:cx4="http://schemas.microsoft.com/office/drawing/2016/5/10/chartex" xmlns:cx5="http://schemas.microsoft.com/office/drawing/2016/5/11/chartex" xmlns:cx6="http://schemas.microsoft.com/office/drawing/2016/5/12/chartex" xmlns:cx7="http://schemas.microsoft.com/office/drawing/2016/5/13/chartex" xmlns:cx8="http://schemas.microsoft.com/office/drawing/2016/5/14/chartex" xmlns:mc="http://schemas.openxmlformats.org/markup-compatibility/2006" xmlns:aink="http://schemas.microsoft.com/office/drawing/2016/ink" xmlns:am3d="http://schemas.microsoft.com/office/drawing/2017/model3d" xmlns:o="urn:schemas-microsoft-com:office:office" xmlns:oel="http://schemas.microsoft.com/office/2019/extlst" xmlns:r="http://schemas.openxmlformats.org/officeDocument/2006/relationships" xmlns:m="http://schemas.openxmlformats.org/officeDocument/2006/math" xmlns:v="urn:schemas-microsoft-com:vml" xmlns:wp14="http://schemas.microsoft.com/office/word/2010/wordprocessingDrawing" xmlns:wp="http://schemas.openxmlformats.org/drawingml/2006/wordprocessingDrawing" xmlns:w10="urn:schemas-microsoft-com:office:word" xmlns:w="http://schemas.openxmlformats.org/wordprocessingml/2006/main" xmlns:w14="http://schemas.microsoft.com/office/word/2010/wordml" xmlns:w15="http://schemas.microsoft.com/office/word/2012/wordml" xmlns:w16cex="http://schemas.microsoft.com/office/word/2018/wordml/cex" xmlns:w16cid="http://schemas.microsoft.com/office/word/2016/wordml/cid" xmlns:w16="http://schemas.microsoft.com/office/word/2018/wordml" xmlns:w16du="http://schemas.microsoft.com/office/word/2023/wordml/word16du" xmlns:w16sdtdh="http://schemas.microsoft.com/office/word/2020/wordml/sdtdatahash" xmlns:w16sdtfl="http://schemas.microsoft.com/office/word/2024/wordml/sdtformatlock" xmlns:w16se="http://schemas.microsoft.com/office/word/2015/wordml/symex" xmlns:wpg="http://schemas.microsoft.com/office/word/2010/wordprocessingGroup" xmlns:wpi="http://schemas.microsoft.com/office/word/2010/wordprocessingInk" xmlns:wne="http://schemas.microsoft.com/office/word/2006/wordml" xmlns:wps="http://schemas.microsoft.com/office/word/2010/wordprocessingShape" mc:Ignorable="w14 w15 w16se w16cid w16 w16cex w16sdtdh w16sdtfl w16du wp14">
   <w:docParts>
     <w:docPart>
       <w:docPartPr>
@@ -17364,7 +18123,7 @@
 </file>
 
 <file path=word/glossary/fontTable.xml><?xml version="1.0" encoding="utf-8"?>
-<w:fonts xmlns:mc="http://schemas.openxmlformats.org/markup-compatibility/2006" xmlns:r="http://schemas.openxmlformats.org/officeDocument/2006/relationships" xmlns:w="http://schemas.openxmlformats.org/wordprocessingml/2006/main" xmlns:w14="http://schemas.microsoft.com/office/word/2010/wordml" xmlns:w15="http://schemas.microsoft.com/office/word/2012/wordml" xmlns:w16cex="http://schemas.microsoft.com/office/word/2018/wordml/cex" xmlns:w16cid="http://schemas.microsoft.com/office/word/2016/wordml/cid" xmlns:w16="http://schemas.microsoft.com/office/word/2018/wordml" xmlns:w16se="http://schemas.microsoft.com/office/word/2015/wordml/symex" mc:Ignorable="w14 w15 w16se w16cid w16 w16cex">
+<w:fonts xmlns:mc="http://schemas.openxmlformats.org/markup-compatibility/2006" xmlns:r="http://schemas.openxmlformats.org/officeDocument/2006/relationships" xmlns:w="http://schemas.openxmlformats.org/wordprocessingml/2006/main" xmlns:w14="http://schemas.microsoft.com/office/word/2010/wordml" xmlns:w15="http://schemas.microsoft.com/office/word/2012/wordml" xmlns:w16cex="http://schemas.microsoft.com/office/word/2018/wordml/cex" xmlns:w16cid="http://schemas.microsoft.com/office/word/2016/wordml/cid" xmlns:w16="http://schemas.microsoft.com/office/word/2018/wordml" xmlns:w16du="http://schemas.microsoft.com/office/word/2023/wordml/word16du" xmlns:w16sdtdh="http://schemas.microsoft.com/office/word/2020/wordml/sdtdatahash" xmlns:w16sdtfl="http://schemas.microsoft.com/office/word/2024/wordml/sdtformatlock" xmlns:w16se="http://schemas.microsoft.com/office/word/2015/wordml/symex" mc:Ignorable="w14 w15 w16se w16cid w16 w16cex w16sdtdh w16sdtfl w16du">
   <w:font w:name="Arial">
     <w:panose1 w:val="020B0604020202020204"/>
     <w:charset w:val="00"/>
@@ -17405,7 +18164,7 @@
     <w:charset w:val="00"/>
     <w:family w:val="swiss"/>
     <w:pitch w:val="variable"/>
-    <w:sig w:usb0="E4002EFF" w:usb1="C000247B" w:usb2="00000009" w:usb3="00000000" w:csb0="000001FF" w:csb1="00000000"/>
+    <w:sig w:usb0="E4002EFF" w:usb1="C200247B" w:usb2="00000009" w:usb3="00000000" w:csb0="000001FF" w:csb1="00000000"/>
   </w:font>
   <w:font w:name="Webdings">
     <w:panose1 w:val="05030102010509060703"/>
@@ -17427,7 +18186,14 @@
     <w:charset w:val="86"/>
     <w:family w:val="auto"/>
     <w:pitch w:val="variable"/>
-    <w:sig w:usb0="00000003" w:usb1="288F0000" w:usb2="00000016" w:usb3="00000000" w:csb0="00040001" w:csb1="00000000"/>
+    <w:sig w:usb0="00000203" w:usb1="288F0000" w:usb2="00000016" w:usb3="00000000" w:csb0="00040001" w:csb1="00000000"/>
+  </w:font>
+  <w:font w:name="Angsana New">
+    <w:panose1 w:val="02020603050405020304"/>
+    <w:charset w:val="DE"/>
+    <w:family w:val="roman"/>
+    <w:pitch w:val="variable"/>
+    <w:sig w:usb0="81000003" w:usb1="00000000" w:usb2="00000000" w:usb3="00000000" w:csb0="00010001" w:csb1="00000000"/>
   </w:font>
   <w:font w:name="Cambria">
     <w:panose1 w:val="02040503050406030204"/>
@@ -17436,8 +18202,20 @@
     <w:pitch w:val="variable"/>
     <w:sig w:usb0="E00006FF" w:usb1="420024FF" w:usb2="02000000" w:usb3="00000000" w:csb0="0000019F" w:csb1="00000000"/>
   </w:font>
+  <w:font w:name="Cordia New">
+    <w:panose1 w:val="020B0304020202020204"/>
+    <w:charset w:val="DE"/>
+    <w:family w:val="swiss"/>
+    <w:pitch w:val="variable"/>
+    <w:sig w:usb0="81000003" w:usb1="00000000" w:usb2="00000000" w:usb3="00000000" w:csb0="00010001" w:csb1="00000000"/>
+  </w:font>
+  <w:font w:name="Aptos">
+    <w:charset w:val="00"/>
+    <w:family w:val="swiss"/>
+    <w:pitch w:val="variable"/>
+    <w:sig w:usb0="20000287" w:usb1="00000003" w:usb2="00000000" w:usb3="00000000" w:csb0="0000019F" w:csb1="00000000"/>
+  </w:font>
   <w:font w:name="DengXian">
-    <w:altName w:val="等线"/>
     <w:panose1 w:val="02010600030101010101"/>
     <w:charset w:val="86"/>
     <w:family w:val="auto"/>
@@ -17445,24 +18223,22 @@
     <w:sig w:usb0="A00002BF" w:usb1="38CF7CFA" w:usb2="00000016" w:usb3="00000000" w:csb0="0004000F" w:csb1="00000000"/>
   </w:font>
   <w:font w:name="DengXian Light">
-    <w:altName w:val="等线 Light"/>
     <w:charset w:val="86"/>
     <w:family w:val="auto"/>
     <w:pitch w:val="variable"/>
     <w:sig w:usb0="A00002BF" w:usb1="38CF7CFA" w:usb2="00000016" w:usb3="00000000" w:csb0="0004000F" w:csb1="00000000"/>
   </w:font>
-  <w:font w:name="Calibri Light">
-    <w:panose1 w:val="020F0302020204030204"/>
+  <w:font w:name="Aptos Display">
     <w:charset w:val="00"/>
     <w:family w:val="swiss"/>
     <w:pitch w:val="variable"/>
-    <w:sig w:usb0="E4002EFF" w:usb1="C000247B" w:usb2="00000009" w:usb3="00000000" w:csb0="000001FF" w:csb1="00000000"/>
+    <w:sig w:usb0="20000287" w:usb1="00000003" w:usb2="00000000" w:usb3="00000000" w:csb0="0000019F" w:csb1="00000000"/>
   </w:font>
 </w:fonts>
 </file>
 
 <file path=word/glossary/settings.xml><?xml version="1.0" encoding="utf-8"?>
-<w:settings xmlns:mc="http://schemas.openxmlformats.org/markup-compatibility/2006" xmlns:o="urn:schemas-microsoft-com:office:office" xmlns:r="http://schemas.openxmlformats.org/officeDocument/2006/relationships" xmlns:m="http://schemas.openxmlformats.org/officeDocument/2006/math" xmlns:v="urn:schemas-microsoft-com:vml" xmlns:w10="urn:schemas-microsoft-com:office:word" xmlns:w="http://schemas.openxmlformats.org/wordprocessingml/2006/main" xmlns:w14="http://schemas.microsoft.com/office/word/2010/wordml" xmlns:w15="http://schemas.microsoft.com/office/word/2012/wordml" xmlns:w16cex="http://schemas.microsoft.com/office/word/2018/wordml/cex" xmlns:w16cid="http://schemas.microsoft.com/office/word/2016/wordml/cid" xmlns:w16="http://schemas.microsoft.com/office/word/2018/wordml" xmlns:w16se="http://schemas.microsoft.com/office/word/2015/wordml/symex" xmlns:sl="http://schemas.openxmlformats.org/schemaLibrary/2006/main" mc:Ignorable="w14 w15 w16se w16cid w16 w16cex">
+<w:settings xmlns:mc="http://schemas.openxmlformats.org/markup-compatibility/2006" xmlns:o="urn:schemas-microsoft-com:office:office" xmlns:r="http://schemas.openxmlformats.org/officeDocument/2006/relationships" xmlns:m="http://schemas.openxmlformats.org/officeDocument/2006/math" xmlns:v="urn:schemas-microsoft-com:vml" xmlns:w10="urn:schemas-microsoft-com:office:word" xmlns:w="http://schemas.openxmlformats.org/wordprocessingml/2006/main" xmlns:w14="http://schemas.microsoft.com/office/word/2010/wordml" xmlns:w15="http://schemas.microsoft.com/office/word/2012/wordml" xmlns:w16cex="http://schemas.microsoft.com/office/word/2018/wordml/cex" xmlns:w16cid="http://schemas.microsoft.com/office/word/2016/wordml/cid" xmlns:w16="http://schemas.microsoft.com/office/word/2018/wordml" xmlns:w16du="http://schemas.microsoft.com/office/word/2023/wordml/word16du" xmlns:w16sdtdh="http://schemas.microsoft.com/office/word/2020/wordml/sdtdatahash" xmlns:w16sdtfl="http://schemas.microsoft.com/office/word/2024/wordml/sdtformatlock" xmlns:w16se="http://schemas.microsoft.com/office/word/2015/wordml/symex" xmlns:sl="http://schemas.openxmlformats.org/schemaLibrary/2006/main" mc:Ignorable="w14 w15 w16se w16cid w16 w16cex w16sdtdh w16sdtfl w16du">
   <w:view w:val="normal"/>
   <w:defaultTabStop w:val="720"/>
   <w:characterSpacingControl w:val="doNotCompress"/>
@@ -17488,12 +18264,14 @@
     <w:rsid w:val="00886D3D"/>
     <w:rsid w:val="0093711F"/>
     <w:rsid w:val="009614A8"/>
+    <w:rsid w:val="009632F0"/>
     <w:rsid w:val="009C4AC9"/>
     <w:rsid w:val="00AB5667"/>
     <w:rsid w:val="00B53192"/>
     <w:rsid w:val="00BE4721"/>
     <w:rsid w:val="00C15EB7"/>
     <w:rsid w:val="00E509C2"/>
+    <w:rsid w:val="00FA2AAF"/>
   </w:rsids>
   <m:mathPr>
     <m:mathFont m:val="Cambria Math"/>
@@ -17508,7 +18286,7 @@
     <m:intLim m:val="subSup"/>
     <m:naryLim m:val="undOvr"/>
   </m:mathPr>
-  <w:themeFontLang w:val="en-US" w:eastAsia="zh-CN"/>
+  <w:themeFontLang w:val="en-US" w:eastAsia="zh-CN" w:bidi="th-TH"/>
   <w:clrSchemeMapping w:bg1="light1" w:t1="dark1" w:bg2="light2" w:t2="dark2" w:accent1="accent1" w:accent2="accent2" w:accent3="accent3" w:accent4="accent4" w:accent5="accent5" w:accent6="accent6" w:hyperlink="hyperlink" w:followedHyperlink="followedHyperlink"/>
   <w:decimalSymbol w:val="."/>
   <w:listSeparator w:val=","/>
@@ -17517,7 +18295,7 @@
 </file>
 
 <file path=word/glossary/styles.xml><?xml version="1.0" encoding="utf-8"?>
-<w:styles xmlns:mc="http://schemas.openxmlformats.org/markup-compatibility/2006" xmlns:r="http://schemas.openxmlformats.org/officeDocument/2006/relationships" xmlns:w="http://schemas.openxmlformats.org/wordprocessingml/2006/main" xmlns:w14="http://schemas.microsoft.com/office/word/2010/wordml" xmlns:w15="http://schemas.microsoft.com/office/word/2012/wordml" xmlns:w16cex="http://schemas.microsoft.com/office/word/2018/wordml/cex" xmlns:w16cid="http://schemas.microsoft.com/office/word/2016/wordml/cid" xmlns:w16="http://schemas.microsoft.com/office/word/2018/wordml" xmlns:w16se="http://schemas.microsoft.com/office/word/2015/wordml/symex" mc:Ignorable="w14 w15 w16se w16cid w16 w16cex">
+<w:styles xmlns:mc="http://schemas.openxmlformats.org/markup-compatibility/2006" xmlns:r="http://schemas.openxmlformats.org/officeDocument/2006/relationships" xmlns:w="http://schemas.openxmlformats.org/wordprocessingml/2006/main" xmlns:w14="http://schemas.microsoft.com/office/word/2010/wordml" xmlns:w15="http://schemas.microsoft.com/office/word/2012/wordml" xmlns:w16cex="http://schemas.microsoft.com/office/word/2018/wordml/cex" xmlns:w16cid="http://schemas.microsoft.com/office/word/2016/wordml/cid" xmlns:w16="http://schemas.microsoft.com/office/word/2018/wordml" xmlns:w16du="http://schemas.microsoft.com/office/word/2023/wordml/word16du" xmlns:w16sdtdh="http://schemas.microsoft.com/office/word/2020/wordml/sdtdatahash" xmlns:w16sdtfl="http://schemas.microsoft.com/office/word/2024/wordml/sdtformatlock" xmlns:w16se="http://schemas.microsoft.com/office/word/2015/wordml/symex" mc:Ignorable="w14 w15 w16se w16cid w16 w16cex w16sdtdh w16sdtfl w16du">
   <w:docDefaults>
     <w:rPrDefault>
       <w:rPr>
@@ -17958,7 +18736,7 @@
 </file>
 
 <file path=word/glossary/webSettings.xml><?xml version="1.0" encoding="utf-8"?>
-<w:webSettings xmlns:mc="http://schemas.openxmlformats.org/markup-compatibility/2006" xmlns:r="http://schemas.openxmlformats.org/officeDocument/2006/relationships" xmlns:w="http://schemas.openxmlformats.org/wordprocessingml/2006/main" xmlns:w14="http://schemas.microsoft.com/office/word/2010/wordml" xmlns:w15="http://schemas.microsoft.com/office/word/2012/wordml" xmlns:w16cex="http://schemas.microsoft.com/office/word/2018/wordml/cex" xmlns:w16cid="http://schemas.microsoft.com/office/word/2016/wordml/cid" xmlns:w16="http://schemas.microsoft.com/office/word/2018/wordml" xmlns:w16se="http://schemas.microsoft.com/office/word/2015/wordml/symex" mc:Ignorable="w14 w15 w16se w16cid w16 w16cex">
+<w:webSettings xmlns:mc="http://schemas.openxmlformats.org/markup-compatibility/2006" xmlns:r="http://schemas.openxmlformats.org/officeDocument/2006/relationships" xmlns:w="http://schemas.openxmlformats.org/wordprocessingml/2006/main" xmlns:w14="http://schemas.microsoft.com/office/word/2010/wordml" xmlns:w15="http://schemas.microsoft.com/office/word/2012/wordml" xmlns:w16cex="http://schemas.microsoft.com/office/word/2018/wordml/cex" xmlns:w16cid="http://schemas.microsoft.com/office/word/2016/wordml/cid" xmlns:w16="http://schemas.microsoft.com/office/word/2018/wordml" xmlns:w16du="http://schemas.microsoft.com/office/word/2023/wordml/word16du" xmlns:w16sdtdh="http://schemas.microsoft.com/office/word/2020/wordml/sdtdatahash" xmlns:w16sdtfl="http://schemas.microsoft.com/office/word/2024/wordml/sdtformatlock" xmlns:w16se="http://schemas.microsoft.com/office/word/2015/wordml/symex" mc:Ignorable="w14 w15 w16se w16cid w16 w16cex w16sdtdh w16sdtfl w16du">
   <w:optimizeForBrowser/>
   <w:allowPNG/>
 </w:webSettings>
